--- a/lessons/9-4/downloads/reveal/teacher/9.4-session-2-prerequisite-practice-a.docx
+++ b/lessons/9-4/downloads/reveal/teacher/9.4-session-2-prerequisite-practice-a.docx
@@ -15,10 +15,28 @@
         <w:rPr>
           <w:rFonts w:ascii="Avenir Next" w:hAnsi="Avenir Next" w:cs="Avenir Next" w:eastAsia="Avenir Next"/>
           <w:color w:val="1A1A1A"/>
+          <w:sz w:val="22"/>
+          <w:szCs w:val="20"/>
+        </w:rPr>
+        <w:t xml:space="preserve">Name</w:t>
+      </w:r>
+      <w:r>
+        <w:rPr>
+          <w:rFonts w:ascii="Avenir Next" w:hAnsi="Avenir Next" w:cs="Avenir Next" w:eastAsia="Avenir Next"/>
+          <w:color w:val="1A1A1A"/>
           <w:sz w:val="20"/>
           <w:szCs w:val="20"/>
         </w:rPr>
-        <w:t xml:space="preserve">Name</w:t>
+        <w:tab/>
+      </w:r>
+      <w:r>
+        <w:rPr>
+          <w:rFonts w:ascii="Avenir Next" w:hAnsi="Avenir Next" w:cs="Avenir Next" w:eastAsia="Avenir Next"/>
+          <w:color w:val="1A1A1A"/>
+          <w:sz w:val="22"/>
+          <w:szCs w:val="20"/>
+        </w:rPr>
+        <w:t xml:space="preserve">   Date</w:t>
       </w:r>
       <w:r>
         <w:rPr>
@@ -33,25 +51,7 @@
         <w:rPr>
           <w:rFonts w:ascii="Avenir Next" w:hAnsi="Avenir Next" w:cs="Avenir Next" w:eastAsia="Avenir Next"/>
           <w:color w:val="1A1A1A"/>
-          <w:sz w:val="20"/>
-          <w:szCs w:val="20"/>
-        </w:rPr>
-        <w:t xml:space="preserve">   Date</w:t>
-      </w:r>
-      <w:r>
-        <w:rPr>
-          <w:rFonts w:ascii="Avenir Next" w:hAnsi="Avenir Next" w:cs="Avenir Next" w:eastAsia="Avenir Next"/>
-          <w:color w:val="1A1A1A"/>
-          <w:sz w:val="20"/>
-          <w:szCs w:val="20"/>
-        </w:rPr>
-        <w:tab/>
-      </w:r>
-      <w:r>
-        <w:rPr>
-          <w:rFonts w:ascii="Avenir Next" w:hAnsi="Avenir Next" w:cs="Avenir Next" w:eastAsia="Avenir Next"/>
-          <w:color w:val="1A1A1A"/>
-          <w:sz w:val="20"/>
+          <w:sz w:val="22"/>
           <w:szCs w:val="20"/>
         </w:rPr>
         <w:t xml:space="preserve">   Period</w:t>
@@ -78,7 +78,7 @@
           <w:caps/>
           <w:color w:val="003A70"/>
           <w:spacing w:val="12"/>
-          <w:sz w:val="19"/>
+          <w:sz w:val="22"/>
           <w:szCs w:val="19"/>
         </w:rPr>
         <w:t xml:space="preserve">Lesson 9-4  ·  Session 2  ·  Prerequisite Practice A  ·  Skill 1 of 2</w:t>
@@ -86,6 +86,7 @@
     </w:p>
     <w:p>
       <w:pPr>
+        <w:pStyle w:val="Heading1"/>
         <w:keepNext/>
         <w:spacing w:before="0" w:after="10" w:line="240" w:lineRule="auto"/>
       </w:pPr>
@@ -111,7 +112,7 @@
         <w:rPr>
           <w:rFonts w:ascii="Avenir Next" w:hAnsi="Avenir Next" w:cs="Avenir Next" w:eastAsia="Avenir Next"/>
           <w:color w:val="5A5F66"/>
-          <w:sz w:val="17"/>
+          <w:sz w:val="22"/>
           <w:szCs w:val="17"/>
         </w:rPr>
         <w:t xml:space="preserve">Builds on Grade 5 · 5.NBT.B.6</w:t>
@@ -154,6 +155,7 @@
           </w:tcPr>
           <w:p>
             <w:pPr>
+              <w:pStyle w:val="Heading2"/>
               <w:spacing w:before="0" w:after="0" w:line="252" w:lineRule="auto"/>
             </w:pPr>
             <w:r>
@@ -183,7 +185,7 @@
               <w:rPr>
                 <w:rFonts w:ascii="Avenir Next" w:hAnsi="Avenir Next" w:cs="Avenir Next" w:eastAsia="Avenir Next"/>
                 <w:color w:val="1A1A1A"/>
-                <w:sz w:val="20"/>
+                <w:sz w:val="22"/>
                 <w:szCs w:val="20"/>
               </w:rPr>
               <w:t xml:space="preserve">You will find the pots needed: 660 ÷ 12.</w:t>
@@ -203,6 +205,7 @@
           </w:tcPr>
           <w:p>
             <w:pPr>
+              <w:pStyle w:val="Heading2"/>
               <w:spacing w:before="0" w:after="0" w:line="252" w:lineRule="auto"/>
             </w:pPr>
             <w:r>
@@ -232,7 +235,7 @@
               <w:rPr>
                 <w:rFonts w:ascii="Avenir Next" w:hAnsi="Avenir Next" w:cs="Avenir Next" w:eastAsia="Avenir Next"/>
                 <w:color w:val="1A1A1A"/>
-                <w:sz w:val="20"/>
+                <w:sz w:val="22"/>
                 <w:szCs w:val="20"/>
               </w:rPr>
               <w:t xml:space="preserve">Divide by a two-digit number, like 375 ÷ 15, using friendly parts.  </w:t>
@@ -242,7 +245,7 @@
                 <w:rFonts w:ascii="Avenir Next" w:hAnsi="Avenir Next" w:cs="Avenir Next" w:eastAsia="Avenir Next"/>
                 <w:b/>
                 <w:color w:val="1A1A1A"/>
-                <w:sz w:val="20"/>
+                <w:sz w:val="22"/>
                 <w:szCs w:val="20"/>
               </w:rPr>
               <w:t xml:space="preserve">You will use it in Practice Form A, problems 2 and 7.</w:t>
@@ -253,6 +256,7 @@
     </w:tbl>
     <w:p>
       <w:pPr>
+        <w:pStyle w:val="Heading2"/>
         <w:keepNext/>
         <w:pBdr>
           <w:bottom w:val="single" w:sz="8" w:space="3" w:color="003A70"/>
@@ -268,7 +272,7 @@
           <w:b/>
           <w:color w:val="003A70"/>
           <w:spacing w:val="14"/>
-          <w:sz w:val="19"/>
+          <w:sz w:val="22"/>
           <w:szCs w:val="19"/>
         </w:rPr>
         <w:t xml:space="preserve">STEPS TO FOLLOW</w:t>
@@ -287,7 +291,7 @@
           <w:rFonts w:ascii="Avenir Next" w:hAnsi="Avenir Next" w:cs="Avenir Next" w:eastAsia="Avenir Next"/>
           <w:i/>
           <w:color w:val="5A5F66"/>
-          <w:sz w:val="17"/>
+          <w:sz w:val="22"/>
           <w:szCs w:val="17"/>
         </w:rPr>
         <w:t xml:space="preserve">use these same steps on every problem</w:t>
@@ -329,6 +333,7 @@
           </w:tcPr>
           <w:p>
             <w:pPr>
+              <w:pStyle w:val="Heading1"/>
               <w:spacing w:before="0" w:after="0" w:line="240" w:lineRule="auto"/>
               <w:jc w:val="center"/>
             </w:pPr>
@@ -358,7 +363,7 @@
                 <w:rFonts w:ascii="Avenir Next" w:hAnsi="Avenir Next" w:cs="Avenir Next" w:eastAsia="Avenir Next"/>
                 <w:b/>
                 <w:color w:val="1A1A1A"/>
-                <w:sz w:val="21"/>
+                <w:sz w:val="22"/>
                 <w:szCs w:val="21"/>
               </w:rPr>
               <w:t xml:space="preserve">Break</w:t>
@@ -367,7 +372,7 @@
               <w:rPr>
                 <w:rFonts w:ascii="Avenir Next" w:hAnsi="Avenir Next" w:cs="Avenir Next" w:eastAsia="Avenir Next"/>
                 <w:color w:val="1A1A1A"/>
-                <w:sz w:val="21"/>
+                <w:sz w:val="22"/>
                 <w:szCs w:val="21"/>
               </w:rPr>
               <w:t xml:space="preserve"> the number into parts the divisor goes into easily.</w:t>
@@ -386,6 +391,7 @@
           </w:tcPr>
           <w:p>
             <w:pPr>
+              <w:pStyle w:val="Heading1"/>
               <w:spacing w:before="0" w:after="0" w:line="240" w:lineRule="auto"/>
               <w:jc w:val="center"/>
             </w:pPr>
@@ -415,7 +421,7 @@
                 <w:rFonts w:ascii="Avenir Next" w:hAnsi="Avenir Next" w:cs="Avenir Next" w:eastAsia="Avenir Next"/>
                 <w:b/>
                 <w:color w:val="1A1A1A"/>
-                <w:sz w:val="21"/>
+                <w:sz w:val="22"/>
                 <w:szCs w:val="21"/>
               </w:rPr>
               <w:t xml:space="preserve">Divide</w:t>
@@ -424,7 +430,7 @@
               <w:rPr>
                 <w:rFonts w:ascii="Avenir Next" w:hAnsi="Avenir Next" w:cs="Avenir Next" w:eastAsia="Avenir Next"/>
                 <w:color w:val="1A1A1A"/>
-                <w:sz w:val="21"/>
+                <w:sz w:val="22"/>
                 <w:szCs w:val="21"/>
               </w:rPr>
               <w:t xml:space="preserve"> each part.</w:t>
@@ -443,6 +449,7 @@
           </w:tcPr>
           <w:p>
             <w:pPr>
+              <w:pStyle w:val="Heading1"/>
               <w:spacing w:before="0" w:after="0" w:line="240" w:lineRule="auto"/>
               <w:jc w:val="center"/>
             </w:pPr>
@@ -472,7 +479,7 @@
                 <w:rFonts w:ascii="Avenir Next" w:hAnsi="Avenir Next" w:cs="Avenir Next" w:eastAsia="Avenir Next"/>
                 <w:b/>
                 <w:color w:val="1A1A1A"/>
-                <w:sz w:val="21"/>
+                <w:sz w:val="22"/>
                 <w:szCs w:val="21"/>
               </w:rPr>
               <w:t xml:space="preserve">Add</w:t>
@@ -481,7 +488,7 @@
               <w:rPr>
                 <w:rFonts w:ascii="Avenir Next" w:hAnsi="Avenir Next" w:cs="Avenir Next" w:eastAsia="Avenir Next"/>
                 <w:color w:val="1A1A1A"/>
-                <w:sz w:val="21"/>
+                <w:sz w:val="22"/>
                 <w:szCs w:val="21"/>
               </w:rPr>
               <w:t xml:space="preserve"> the answers.</w:t>
@@ -492,6 +499,7 @@
     </w:tbl>
     <w:p>
       <w:pPr>
+        <w:pStyle w:val="Heading2"/>
         <w:keepNext/>
         <w:pBdr>
           <w:bottom w:val="single" w:sz="8" w:space="3" w:color="003A70"/>
@@ -507,7 +515,7 @@
           <w:b/>
           <w:color w:val="003A70"/>
           <w:spacing w:val="14"/>
-          <w:sz w:val="19"/>
+          <w:sz w:val="22"/>
           <w:szCs w:val="19"/>
         </w:rPr>
         <w:t xml:space="preserve">WATCH ME</w:t>
@@ -526,7 +534,7 @@
           <w:rFonts w:ascii="Avenir Next" w:hAnsi="Avenir Next" w:cs="Avenir Next" w:eastAsia="Avenir Next"/>
           <w:i/>
           <w:color w:val="5A5F66"/>
-          <w:sz w:val="17"/>
+          <w:sz w:val="22"/>
           <w:szCs w:val="17"/>
         </w:rPr>
         <w:t xml:space="preserve">the steps in action</w:t>
@@ -541,7 +549,7 @@
           <w:rFonts w:ascii="Avenir Next" w:hAnsi="Avenir Next" w:cs="Avenir Next" w:eastAsia="Avenir Next"/>
           <w:b/>
           <w:color w:val="1A1A1A"/>
-          <w:sz w:val="21"/>
+          <w:sz w:val="22"/>
           <w:szCs w:val="21"/>
         </w:rPr>
         <w:t xml:space="preserve">375 ÷ 15</w:t>
@@ -560,25 +568,25 @@
           <w:rFonts w:ascii="Avenir Next" w:hAnsi="Avenir Next" w:cs="Avenir Next" w:eastAsia="Avenir Next"/>
           <w:b/>
           <w:color w:val="003A70"/>
+          <w:sz w:val="22"/>
+          <w:szCs w:val="19"/>
+        </w:rPr>
+        <w:t xml:space="preserve">Step 1</w:t>
+      </w:r>
+      <w:r>
+        <w:rPr>
+          <w:rFonts w:ascii="Avenir Next" w:hAnsi="Avenir Next" w:cs="Avenir Next" w:eastAsia="Avenir Next"/>
+          <w:color w:val="1A1A1A"/>
           <w:sz w:val="19"/>
           <w:szCs w:val="19"/>
         </w:rPr>
-        <w:t xml:space="preserve">Step 1</w:t>
-      </w:r>
-      <w:r>
-        <w:rPr>
-          <w:rFonts w:ascii="Avenir Next" w:hAnsi="Avenir Next" w:cs="Avenir Next" w:eastAsia="Avenir Next"/>
-          <w:color w:val="1A1A1A"/>
-          <w:sz w:val="19"/>
-          <w:szCs w:val="19"/>
-        </w:rPr>
         <w:tab/>
       </w:r>
       <w:r>
         <w:rPr>
           <w:rFonts w:ascii="Avenir Next" w:hAnsi="Avenir Next" w:cs="Avenir Next" w:eastAsia="Avenir Next"/>
           <w:color w:val="1A1A1A"/>
-          <w:sz w:val="21"/>
+          <w:sz w:val="22"/>
           <w:szCs w:val="21"/>
         </w:rPr>
         <w:t xml:space="preserve">375 = 300 + 75</w:t>
@@ -597,25 +605,25 @@
           <w:rFonts w:ascii="Avenir Next" w:hAnsi="Avenir Next" w:cs="Avenir Next" w:eastAsia="Avenir Next"/>
           <w:b/>
           <w:color w:val="003A70"/>
+          <w:sz w:val="22"/>
+          <w:szCs w:val="19"/>
+        </w:rPr>
+        <w:t xml:space="preserve">Step 2</w:t>
+      </w:r>
+      <w:r>
+        <w:rPr>
+          <w:rFonts w:ascii="Avenir Next" w:hAnsi="Avenir Next" w:cs="Avenir Next" w:eastAsia="Avenir Next"/>
+          <w:color w:val="1A1A1A"/>
           <w:sz w:val="19"/>
           <w:szCs w:val="19"/>
         </w:rPr>
-        <w:t xml:space="preserve">Step 2</w:t>
-      </w:r>
-      <w:r>
-        <w:rPr>
-          <w:rFonts w:ascii="Avenir Next" w:hAnsi="Avenir Next" w:cs="Avenir Next" w:eastAsia="Avenir Next"/>
-          <w:color w:val="1A1A1A"/>
-          <w:sz w:val="19"/>
-          <w:szCs w:val="19"/>
-        </w:rPr>
         <w:tab/>
       </w:r>
       <w:r>
         <w:rPr>
           <w:rFonts w:ascii="Avenir Next" w:hAnsi="Avenir Next" w:cs="Avenir Next" w:eastAsia="Avenir Next"/>
           <w:color w:val="1A1A1A"/>
-          <w:sz w:val="21"/>
+          <w:sz w:val="22"/>
           <w:szCs w:val="21"/>
         </w:rPr>
         <w:t xml:space="preserve">300 ÷ 15 = 20.  75 ÷ 15 = 5.</w:t>
@@ -634,25 +642,25 @@
           <w:rFonts w:ascii="Avenir Next" w:hAnsi="Avenir Next" w:cs="Avenir Next" w:eastAsia="Avenir Next"/>
           <w:b/>
           <w:color w:val="003A70"/>
+          <w:sz w:val="22"/>
+          <w:szCs w:val="19"/>
+        </w:rPr>
+        <w:t xml:space="preserve">Step 3</w:t>
+      </w:r>
+      <w:r>
+        <w:rPr>
+          <w:rFonts w:ascii="Avenir Next" w:hAnsi="Avenir Next" w:cs="Avenir Next" w:eastAsia="Avenir Next"/>
+          <w:color w:val="1A1A1A"/>
           <w:sz w:val="19"/>
           <w:szCs w:val="19"/>
         </w:rPr>
-        <w:t xml:space="preserve">Step 3</w:t>
-      </w:r>
-      <w:r>
-        <w:rPr>
-          <w:rFonts w:ascii="Avenir Next" w:hAnsi="Avenir Next" w:cs="Avenir Next" w:eastAsia="Avenir Next"/>
-          <w:color w:val="1A1A1A"/>
-          <w:sz w:val="19"/>
-          <w:szCs w:val="19"/>
-        </w:rPr>
         <w:tab/>
       </w:r>
       <w:r>
         <w:rPr>
           <w:rFonts w:ascii="Avenir Next" w:hAnsi="Avenir Next" w:cs="Avenir Next" w:eastAsia="Avenir Next"/>
           <w:color w:val="1A1A1A"/>
-          <w:sz w:val="21"/>
+          <w:sz w:val="22"/>
           <w:szCs w:val="21"/>
         </w:rPr>
         <w:t xml:space="preserve">20 + 5 = 25</w:t>
@@ -671,18 +679,18 @@
           <w:rFonts w:ascii="Avenir Next" w:hAnsi="Avenir Next" w:cs="Avenir Next" w:eastAsia="Avenir Next"/>
           <w:b/>
           <w:color w:val="1A1A1A"/>
+          <w:sz w:val="22"/>
+          <w:szCs w:val="21"/>
+        </w:rPr>
+        <w:t xml:space="preserve">Answer</w:t>
+      </w:r>
+      <w:r>
+        <w:rPr>
+          <w:rFonts w:ascii="Avenir Next" w:hAnsi="Avenir Next" w:cs="Avenir Next" w:eastAsia="Avenir Next"/>
+          <w:color w:val="1A1A1A"/>
           <w:sz w:val="21"/>
           <w:szCs w:val="21"/>
         </w:rPr>
-        <w:t xml:space="preserve">Answer</w:t>
-      </w:r>
-      <w:r>
-        <w:rPr>
-          <w:rFonts w:ascii="Avenir Next" w:hAnsi="Avenir Next" w:cs="Avenir Next" w:eastAsia="Avenir Next"/>
-          <w:color w:val="1A1A1A"/>
-          <w:sz w:val="21"/>
-          <w:szCs w:val="21"/>
-        </w:rPr>
         <w:tab/>
       </w:r>
       <w:r>
@@ -690,7 +698,7 @@
           <w:rFonts w:ascii="Avenir Next" w:hAnsi="Avenir Next" w:cs="Avenir Next" w:eastAsia="Avenir Next"/>
           <w:b/>
           <w:color w:val="1A1A1A"/>
-          <w:sz w:val="21"/>
+          <w:sz w:val="22"/>
           <w:szCs w:val="21"/>
         </w:rPr>
         <w:t xml:space="preserve">25</w:t>
@@ -698,6 +706,7 @@
     </w:p>
     <w:p>
       <w:pPr>
+        <w:pStyle w:val="Heading2"/>
         <w:keepNext/>
         <w:pBdr>
           <w:bottom w:val="single" w:sz="8" w:space="3" w:color="003A70"/>
@@ -713,7 +722,7 @@
           <w:b/>
           <w:color w:val="003A70"/>
           <w:spacing w:val="14"/>
-          <w:sz w:val="19"/>
+          <w:sz w:val="22"/>
           <w:szCs w:val="19"/>
         </w:rPr>
         <w:t xml:space="preserve">TRY IT WITH HELP</w:t>
@@ -732,7 +741,7 @@
           <w:rFonts w:ascii="Avenir Next" w:hAnsi="Avenir Next" w:cs="Avenir Next" w:eastAsia="Avenir Next"/>
           <w:i/>
           <w:color w:val="5A5F66"/>
-          <w:sz w:val="17"/>
+          <w:sz w:val="22"/>
           <w:szCs w:val="17"/>
         </w:rPr>
         <w:t xml:space="preserve">fill in each step</w:t>
@@ -790,25 +799,25 @@
           <w:rFonts w:ascii="Avenir Next" w:hAnsi="Avenir Next" w:cs="Avenir Next" w:eastAsia="Avenir Next"/>
           <w:b/>
           <w:color w:val="003A70"/>
+          <w:sz w:val="22"/>
+          <w:szCs w:val="18"/>
+        </w:rPr>
+        <w:t xml:space="preserve">Step 1</w:t>
+      </w:r>
+      <w:r>
+        <w:rPr>
+          <w:rFonts w:ascii="Avenir Next" w:hAnsi="Avenir Next" w:cs="Avenir Next" w:eastAsia="Avenir Next"/>
+          <w:color w:val="1A1A1A"/>
           <w:sz w:val="18"/>
           <w:szCs w:val="18"/>
         </w:rPr>
-        <w:t xml:space="preserve">Step 1</w:t>
-      </w:r>
-      <w:r>
-        <w:rPr>
-          <w:rFonts w:ascii="Avenir Next" w:hAnsi="Avenir Next" w:cs="Avenir Next" w:eastAsia="Avenir Next"/>
-          <w:color w:val="1A1A1A"/>
-          <w:sz w:val="18"/>
-          <w:szCs w:val="18"/>
-        </w:rPr>
         <w:tab/>
       </w:r>
       <w:r>
         <w:rPr>
           <w:rFonts w:ascii="Avenir Next" w:hAnsi="Avenir Next" w:cs="Avenir Next" w:eastAsia="Avenir Next"/>
           <w:color w:val="1A1A1A"/>
-          <w:sz w:val="21"/>
+          <w:sz w:val="22"/>
           <w:szCs w:val="21"/>
         </w:rPr>
         <w:t xml:space="preserve">528 = 440 + </w:t>
@@ -838,28 +847,47 @@
           <w:rFonts w:ascii="Avenir Next" w:hAnsi="Avenir Next" w:cs="Avenir Next" w:eastAsia="Avenir Next"/>
           <w:b/>
           <w:color w:val="003A70"/>
+          <w:sz w:val="22"/>
+          <w:szCs w:val="18"/>
+        </w:rPr>
+        <w:t xml:space="preserve">Step 2</w:t>
+      </w:r>
+      <w:r>
+        <w:rPr>
+          <w:rFonts w:ascii="Avenir Next" w:hAnsi="Avenir Next" w:cs="Avenir Next" w:eastAsia="Avenir Next"/>
+          <w:color w:val="1A1A1A"/>
           <w:sz w:val="18"/>
           <w:szCs w:val="18"/>
         </w:rPr>
-        <w:t xml:space="preserve">Step 2</w:t>
-      </w:r>
-      <w:r>
-        <w:rPr>
-          <w:rFonts w:ascii="Avenir Next" w:hAnsi="Avenir Next" w:cs="Avenir Next" w:eastAsia="Avenir Next"/>
-          <w:color w:val="1A1A1A"/>
-          <w:sz w:val="18"/>
-          <w:szCs w:val="18"/>
-        </w:rPr>
         <w:tab/>
       </w:r>
       <w:r>
         <w:rPr>
           <w:rFonts w:ascii="Avenir Next" w:hAnsi="Avenir Next" w:cs="Avenir Next" w:eastAsia="Avenir Next"/>
           <w:color w:val="1A1A1A"/>
+          <w:sz w:val="22"/>
+          <w:szCs w:val="21"/>
+        </w:rPr>
+        <w:t xml:space="preserve">440 ÷ 11 = </w:t>
+      </w:r>
+      <w:r>
+        <w:rPr>
+          <w:rFonts w:ascii="Avenir Next" w:hAnsi="Avenir Next" w:cs="Avenir Next" w:eastAsia="Avenir Next"/>
+          <w:color w:val="1A1A1A"/>
           <w:sz w:val="21"/>
           <w:szCs w:val="21"/>
-        </w:rPr>
-        <w:t xml:space="preserve">440 ÷ 11 = </w:t>
+          <w:u w:val="single"/>
+        </w:rPr>
+        <w:t xml:space="preserve">                </w:t>
+      </w:r>
+      <w:r>
+        <w:rPr>
+          <w:rFonts w:ascii="Avenir Next" w:hAnsi="Avenir Next" w:cs="Avenir Next" w:eastAsia="Avenir Next"/>
+          <w:color w:val="1A1A1A"/>
+          <w:sz w:val="22"/>
+          <w:szCs w:val="21"/>
+        </w:rPr>
+        <w:t xml:space="preserve">.  88 ÷ 11 = </w:t>
       </w:r>
       <w:r>
         <w:rPr>
@@ -875,26 +903,7 @@
         <w:rPr>
           <w:rFonts w:ascii="Avenir Next" w:hAnsi="Avenir Next" w:cs="Avenir Next" w:eastAsia="Avenir Next"/>
           <w:color w:val="1A1A1A"/>
-          <w:sz w:val="21"/>
-          <w:szCs w:val="21"/>
-        </w:rPr>
-        <w:t xml:space="preserve">.  88 ÷ 11 = </w:t>
-      </w:r>
-      <w:r>
-        <w:rPr>
-          <w:rFonts w:ascii="Avenir Next" w:hAnsi="Avenir Next" w:cs="Avenir Next" w:eastAsia="Avenir Next"/>
-          <w:color w:val="1A1A1A"/>
-          <w:sz w:val="21"/>
-          <w:szCs w:val="21"/>
-          <w:u w:val="single"/>
-        </w:rPr>
-        <w:t xml:space="preserve">                </w:t>
-      </w:r>
-      <w:r>
-        <w:rPr>
-          <w:rFonts w:ascii="Avenir Next" w:hAnsi="Avenir Next" w:cs="Avenir Next" w:eastAsia="Avenir Next"/>
-          <w:color w:val="1A1A1A"/>
-          <w:sz w:val="21"/>
+          <w:sz w:val="22"/>
           <w:szCs w:val="21"/>
         </w:rPr>
         <w:t xml:space="preserve">.</w:t>
@@ -914,25 +923,25 @@
           <w:rFonts w:ascii="Avenir Next" w:hAnsi="Avenir Next" w:cs="Avenir Next" w:eastAsia="Avenir Next"/>
           <w:b/>
           <w:color w:val="003A70"/>
+          <w:sz w:val="22"/>
+          <w:szCs w:val="18"/>
+        </w:rPr>
+        <w:t xml:space="preserve">Step 3</w:t>
+      </w:r>
+      <w:r>
+        <w:rPr>
+          <w:rFonts w:ascii="Avenir Next" w:hAnsi="Avenir Next" w:cs="Avenir Next" w:eastAsia="Avenir Next"/>
+          <w:color w:val="1A1A1A"/>
           <w:sz w:val="18"/>
           <w:szCs w:val="18"/>
         </w:rPr>
-        <w:t xml:space="preserve">Step 3</w:t>
-      </w:r>
-      <w:r>
-        <w:rPr>
-          <w:rFonts w:ascii="Avenir Next" w:hAnsi="Avenir Next" w:cs="Avenir Next" w:eastAsia="Avenir Next"/>
-          <w:color w:val="1A1A1A"/>
-          <w:sz w:val="18"/>
-          <w:szCs w:val="18"/>
-        </w:rPr>
         <w:tab/>
       </w:r>
       <w:r>
         <w:rPr>
           <w:rFonts w:ascii="Avenir Next" w:hAnsi="Avenir Next" w:cs="Avenir Next" w:eastAsia="Avenir Next"/>
           <w:color w:val="1A1A1A"/>
-          <w:sz w:val="21"/>
+          <w:sz w:val="22"/>
           <w:szCs w:val="21"/>
         </w:rPr>
         <w:t xml:space="preserve">40 + 8 = </w:t>
@@ -1005,25 +1014,25 @@
           <w:rFonts w:ascii="Avenir Next" w:hAnsi="Avenir Next" w:cs="Avenir Next" w:eastAsia="Avenir Next"/>
           <w:b/>
           <w:color w:val="003A70"/>
+          <w:sz w:val="22"/>
+          <w:szCs w:val="18"/>
+        </w:rPr>
+        <w:t xml:space="preserve">Step 1</w:t>
+      </w:r>
+      <w:r>
+        <w:rPr>
+          <w:rFonts w:ascii="Avenir Next" w:hAnsi="Avenir Next" w:cs="Avenir Next" w:eastAsia="Avenir Next"/>
+          <w:color w:val="1A1A1A"/>
           <w:sz w:val="18"/>
           <w:szCs w:val="18"/>
         </w:rPr>
-        <w:t xml:space="preserve">Step 1</w:t>
-      </w:r>
-      <w:r>
-        <w:rPr>
-          <w:rFonts w:ascii="Avenir Next" w:hAnsi="Avenir Next" w:cs="Avenir Next" w:eastAsia="Avenir Next"/>
-          <w:color w:val="1A1A1A"/>
-          <w:sz w:val="18"/>
-          <w:szCs w:val="18"/>
-        </w:rPr>
         <w:tab/>
       </w:r>
       <w:r>
         <w:rPr>
           <w:rFonts w:ascii="Avenir Next" w:hAnsi="Avenir Next" w:cs="Avenir Next" w:eastAsia="Avenir Next"/>
           <w:color w:val="1A1A1A"/>
-          <w:sz w:val="21"/>
+          <w:sz w:val="22"/>
           <w:szCs w:val="21"/>
         </w:rPr>
         <w:t xml:space="preserve">780 = 720 + </w:t>
@@ -1053,28 +1062,47 @@
           <w:rFonts w:ascii="Avenir Next" w:hAnsi="Avenir Next" w:cs="Avenir Next" w:eastAsia="Avenir Next"/>
           <w:b/>
           <w:color w:val="003A70"/>
+          <w:sz w:val="22"/>
+          <w:szCs w:val="18"/>
+        </w:rPr>
+        <w:t xml:space="preserve">Step 2</w:t>
+      </w:r>
+      <w:r>
+        <w:rPr>
+          <w:rFonts w:ascii="Avenir Next" w:hAnsi="Avenir Next" w:cs="Avenir Next" w:eastAsia="Avenir Next"/>
+          <w:color w:val="1A1A1A"/>
           <w:sz w:val="18"/>
           <w:szCs w:val="18"/>
         </w:rPr>
-        <w:t xml:space="preserve">Step 2</w:t>
-      </w:r>
-      <w:r>
-        <w:rPr>
-          <w:rFonts w:ascii="Avenir Next" w:hAnsi="Avenir Next" w:cs="Avenir Next" w:eastAsia="Avenir Next"/>
-          <w:color w:val="1A1A1A"/>
-          <w:sz w:val="18"/>
-          <w:szCs w:val="18"/>
-        </w:rPr>
         <w:tab/>
       </w:r>
       <w:r>
         <w:rPr>
           <w:rFonts w:ascii="Avenir Next" w:hAnsi="Avenir Next" w:cs="Avenir Next" w:eastAsia="Avenir Next"/>
           <w:color w:val="1A1A1A"/>
+          <w:sz w:val="22"/>
+          <w:szCs w:val="21"/>
+        </w:rPr>
+        <w:t xml:space="preserve">720 ÷ 12 = </w:t>
+      </w:r>
+      <w:r>
+        <w:rPr>
+          <w:rFonts w:ascii="Avenir Next" w:hAnsi="Avenir Next" w:cs="Avenir Next" w:eastAsia="Avenir Next"/>
+          <w:color w:val="1A1A1A"/>
           <w:sz w:val="21"/>
           <w:szCs w:val="21"/>
-        </w:rPr>
-        <w:t xml:space="preserve">720 ÷ 12 = </w:t>
+          <w:u w:val="single"/>
+        </w:rPr>
+        <w:t xml:space="preserve">                </w:t>
+      </w:r>
+      <w:r>
+        <w:rPr>
+          <w:rFonts w:ascii="Avenir Next" w:hAnsi="Avenir Next" w:cs="Avenir Next" w:eastAsia="Avenir Next"/>
+          <w:color w:val="1A1A1A"/>
+          <w:sz w:val="22"/>
+          <w:szCs w:val="21"/>
+        </w:rPr>
+        <w:t xml:space="preserve">.  60 ÷ 12 = </w:t>
       </w:r>
       <w:r>
         <w:rPr>
@@ -1090,26 +1118,7 @@
         <w:rPr>
           <w:rFonts w:ascii="Avenir Next" w:hAnsi="Avenir Next" w:cs="Avenir Next" w:eastAsia="Avenir Next"/>
           <w:color w:val="1A1A1A"/>
-          <w:sz w:val="21"/>
-          <w:szCs w:val="21"/>
-        </w:rPr>
-        <w:t xml:space="preserve">.  60 ÷ 12 = </w:t>
-      </w:r>
-      <w:r>
-        <w:rPr>
-          <w:rFonts w:ascii="Avenir Next" w:hAnsi="Avenir Next" w:cs="Avenir Next" w:eastAsia="Avenir Next"/>
-          <w:color w:val="1A1A1A"/>
-          <w:sz w:val="21"/>
-          <w:szCs w:val="21"/>
-          <w:u w:val="single"/>
-        </w:rPr>
-        <w:t xml:space="preserve">                </w:t>
-      </w:r>
-      <w:r>
-        <w:rPr>
-          <w:rFonts w:ascii="Avenir Next" w:hAnsi="Avenir Next" w:cs="Avenir Next" w:eastAsia="Avenir Next"/>
-          <w:color w:val="1A1A1A"/>
-          <w:sz w:val="21"/>
+          <w:sz w:val="22"/>
           <w:szCs w:val="21"/>
         </w:rPr>
         <w:t xml:space="preserve">.</w:t>
@@ -1129,35 +1138,35 @@
           <w:rFonts w:ascii="Avenir Next" w:hAnsi="Avenir Next" w:cs="Avenir Next" w:eastAsia="Avenir Next"/>
           <w:b/>
           <w:color w:val="003A70"/>
+          <w:sz w:val="22"/>
+          <w:szCs w:val="18"/>
+        </w:rPr>
+        <w:t xml:space="preserve">Step 3</w:t>
+      </w:r>
+      <w:r>
+        <w:rPr>
+          <w:rFonts w:ascii="Avenir Next" w:hAnsi="Avenir Next" w:cs="Avenir Next" w:eastAsia="Avenir Next"/>
+          <w:color w:val="1A1A1A"/>
           <w:sz w:val="18"/>
           <w:szCs w:val="18"/>
         </w:rPr>
-        <w:t xml:space="preserve">Step 3</w:t>
-      </w:r>
-      <w:r>
-        <w:rPr>
-          <w:rFonts w:ascii="Avenir Next" w:hAnsi="Avenir Next" w:cs="Avenir Next" w:eastAsia="Avenir Next"/>
-          <w:color w:val="1A1A1A"/>
-          <w:sz w:val="18"/>
-          <w:szCs w:val="18"/>
-        </w:rPr>
         <w:tab/>
       </w:r>
       <w:r>
         <w:rPr>
           <w:rFonts w:ascii="Avenir Next" w:hAnsi="Avenir Next" w:cs="Avenir Next" w:eastAsia="Avenir Next"/>
           <w:color w:val="1A1A1A"/>
+          <w:sz w:val="22"/>
+          <w:szCs w:val="21"/>
+        </w:rPr>
+        <w:t xml:space="preserve">60 + 5 = </w:t>
+      </w:r>
+      <w:r>
+        <w:rPr>
+          <w:rFonts w:ascii="Avenir Next" w:hAnsi="Avenir Next" w:cs="Avenir Next" w:eastAsia="Avenir Next"/>
+          <w:color w:val="1A1A1A"/>
           <w:sz w:val="21"/>
           <w:szCs w:val="21"/>
-        </w:rPr>
-        <w:t xml:space="preserve">60 + 5 = </w:t>
-      </w:r>
-      <w:r>
-        <w:rPr>
-          <w:rFonts w:ascii="Avenir Next" w:hAnsi="Avenir Next" w:cs="Avenir Next" w:eastAsia="Avenir Next"/>
-          <w:color w:val="1A1A1A"/>
-          <w:sz w:val="21"/>
-          <w:szCs w:val="21"/>
           <w:u w:val="single"/>
         </w:rPr>
         <w:t xml:space="preserve">                </w:t>
@@ -1170,6 +1179,7 @@
     </w:p>
     <w:p>
       <w:pPr>
+        <w:pStyle w:val="Heading2"/>
         <w:keepNext/>
         <w:pBdr>
           <w:bottom w:val="single" w:sz="8" w:space="3" w:color="003A70"/>
@@ -1185,7 +1195,7 @@
           <w:b/>
           <w:color w:val="003A70"/>
           <w:spacing w:val="14"/>
-          <w:sz w:val="19"/>
+          <w:sz w:val="22"/>
           <w:szCs w:val="19"/>
         </w:rPr>
         <w:t xml:space="preserve">YOUR TURN</w:t>
@@ -1204,7 +1214,7 @@
           <w:rFonts w:ascii="Avenir Next" w:hAnsi="Avenir Next" w:cs="Avenir Next" w:eastAsia="Avenir Next"/>
           <w:i/>
           <w:color w:val="5A5F66"/>
-          <w:sz w:val="17"/>
+          <w:sz w:val="22"/>
           <w:szCs w:val="17"/>
         </w:rPr>
         <w:t xml:space="preserve">use the steps on your own</w:t>
@@ -1376,7 +1386,7 @@
                       <w:szCs w:val="22"/>
                       <w:u w:val="single"/>
                     </w:rPr>
-                    <w:t xml:space="preserve">      </w:t>
+                    <w:t xml:space="preserve">          </w:t>
                   </w:r>
                 </w:p>
               </w:tc>
@@ -1438,7 +1448,7 @@
                       <w:szCs w:val="22"/>
                       <w:u w:val="single"/>
                     </w:rPr>
-                    <w:t xml:space="preserve">      </w:t>
+                    <w:t xml:space="preserve">          </w:t>
                   </w:r>
                 </w:p>
               </w:tc>
@@ -1500,7 +1510,7 @@
                       <w:szCs w:val="22"/>
                       <w:u w:val="single"/>
                     </w:rPr>
-                    <w:t xml:space="preserve">      </w:t>
+                    <w:t xml:space="preserve">          </w:t>
                   </w:r>
                 </w:p>
               </w:tc>
@@ -1568,7 +1578,7 @@
                       <w:szCs w:val="22"/>
                       <w:u w:val="single"/>
                     </w:rPr>
-                    <w:t xml:space="preserve">      </w:t>
+                    <w:t xml:space="preserve">          </w:t>
                   </w:r>
                 </w:p>
               </w:tc>
@@ -1630,7 +1640,7 @@
                       <w:szCs w:val="22"/>
                       <w:u w:val="single"/>
                     </w:rPr>
-                    <w:t xml:space="preserve">      </w:t>
+                    <w:t xml:space="preserve">          </w:t>
                   </w:r>
                 </w:p>
               </w:tc>
@@ -1692,7 +1702,7 @@
                       <w:szCs w:val="22"/>
                       <w:u w:val="single"/>
                     </w:rPr>
-                    <w:t xml:space="preserve">      </w:t>
+                    <w:t xml:space="preserve">          </w:t>
                   </w:r>
                 </w:p>
               </w:tc>
@@ -1715,7 +1725,7 @@
       <w:pPr>
         <w:pageBreakBefore/>
         <w:keepNext/>
-        <w:spacing w:before="0" w:after="12" w:line="264" w:lineRule="auto"/>
+        <w:spacing w:before="0" w:after="9" w:line="240" w:lineRule="auto"/>
       </w:pPr>
       <w:r>
         <w:rPr>
@@ -1724,7 +1734,7 @@
           <w:caps/>
           <w:color w:val="003A70"/>
           <w:spacing w:val="12"/>
-          <w:sz w:val="19"/>
+          <w:sz w:val="22"/>
           <w:szCs w:val="19"/>
         </w:rPr>
         <w:t xml:space="preserve">Lesson 9-4  ·  Session 2  ·  Prerequisite Practice A  ·  Skill 2 of 2</w:t>
@@ -1732,8 +1742,9 @@
     </w:p>
     <w:p>
       <w:pPr>
+        <w:pStyle w:val="Heading1"/>
         <w:keepNext/>
-        <w:spacing w:before="0" w:after="10" w:line="240" w:lineRule="auto"/>
+        <w:spacing w:before="0" w:after="7" w:line="240" w:lineRule="auto"/>
       </w:pPr>
       <w:r>
         <w:rPr>
@@ -1751,13 +1762,13 @@
         <w:pBdr>
           <w:bottom w:val="single" w:sz="4" w:space="5" w:color="C9CDD2"/>
         </w:pBdr>
-        <w:spacing w:before="0" w:after="60" w:line="264" w:lineRule="auto"/>
+        <w:spacing w:before="0" w:after="43" w:line="240" w:lineRule="auto"/>
       </w:pPr>
       <w:r>
         <w:rPr>
           <w:rFonts w:ascii="Avenir Next" w:hAnsi="Avenir Next" w:cs="Avenir Next" w:eastAsia="Avenir Next"/>
           <w:color w:val="5A5F66"/>
-          <w:sz w:val="17"/>
+          <w:sz w:val="22"/>
           <w:szCs w:val="17"/>
         </w:rPr>
         <w:t xml:space="preserve">Builds on Grade 4 · 4.OA.A.3</w:t>
@@ -1800,7 +1811,8 @@
           </w:tcPr>
           <w:p>
             <w:pPr>
-              <w:spacing w:before="0" w:after="0" w:line="252" w:lineRule="auto"/>
+              <w:pStyle w:val="Heading2"/>
+              <w:spacing w:before="0" w:after="0" w:line="240" w:lineRule="auto"/>
             </w:pPr>
             <w:r>
               <w:rPr>
@@ -1823,13 +1835,13 @@
           </w:tcPr>
           <w:p>
             <w:pPr>
-              <w:spacing w:before="0" w:after="0" w:line="264" w:lineRule="auto"/>
+              <w:spacing w:before="0" w:after="0" w:line="240" w:lineRule="auto"/>
             </w:pPr>
             <w:r>
               <w:rPr>
                 <w:rFonts w:ascii="Avenir Next" w:hAnsi="Avenir Next" w:cs="Avenir Next" w:eastAsia="Avenir Next"/>
                 <w:color w:val="1A1A1A"/>
-                <w:sz w:val="20"/>
+                <w:sz w:val="22"/>
                 <w:szCs w:val="20"/>
               </w:rPr>
               <w:t xml:space="preserve">You will solve 8</w:t>
@@ -1839,7 +1851,7 @@
                 <w:rFonts w:ascii="Avenir Next" w:hAnsi="Avenir Next" w:cs="Avenir Next" w:eastAsia="Avenir Next"/>
                 <w:i/>
                 <w:color w:val="1A1A1A"/>
-                <w:sz w:val="20"/>
+                <w:sz w:val="22"/>
                 <w:szCs w:val="20"/>
               </w:rPr>
               <w:t xml:space="preserve">t</w:t>
@@ -1848,7 +1860,7 @@
               <w:rPr>
                 <w:rFonts w:ascii="Avenir Next" w:hAnsi="Avenir Next" w:cs="Avenir Next" w:eastAsia="Avenir Next"/>
                 <w:color w:val="1A1A1A"/>
-                <w:sz w:val="20"/>
+                <w:sz w:val="22"/>
                 <w:szCs w:val="20"/>
               </w:rPr>
               <w:t xml:space="preserve"> = 300, get 37.5, and decide the club must sell 38 tickets.</w:t>
@@ -1868,7 +1880,8 @@
           </w:tcPr>
           <w:p>
             <w:pPr>
-              <w:spacing w:before="0" w:after="0" w:line="252" w:lineRule="auto"/>
+              <w:pStyle w:val="Heading2"/>
+              <w:spacing w:before="0" w:after="0" w:line="240" w:lineRule="auto"/>
             </w:pPr>
             <w:r>
               <w:rPr>
@@ -1891,13 +1904,13 @@
           </w:tcPr>
           <w:p>
             <w:pPr>
-              <w:spacing w:before="0" w:after="0" w:line="264" w:lineRule="auto"/>
+              <w:spacing w:before="0" w:after="0" w:line="240" w:lineRule="auto"/>
             </w:pPr>
             <w:r>
               <w:rPr>
                 <w:rFonts w:ascii="Avenir Next" w:hAnsi="Avenir Next" w:cs="Avenir Next" w:eastAsia="Avenir Next"/>
                 <w:color w:val="1A1A1A"/>
-                <w:sz w:val="20"/>
+                <w:sz w:val="22"/>
                 <w:szCs w:val="20"/>
               </w:rPr>
               <w:t xml:space="preserve">Decide whether to round up or keep the whole number when division has a remainder.  </w:t>
@@ -1907,7 +1920,7 @@
                 <w:rFonts w:ascii="Avenir Next" w:hAnsi="Avenir Next" w:cs="Avenir Next" w:eastAsia="Avenir Next"/>
                 <w:b/>
                 <w:color w:val="1A1A1A"/>
-                <w:sz w:val="20"/>
+                <w:sz w:val="22"/>
                 <w:szCs w:val="20"/>
               </w:rPr>
               <w:t xml:space="preserve">You will use it in Practice Form A, problems 6 and 8.</w:t>
@@ -1918,6 +1931,7 @@
     </w:tbl>
     <w:p>
       <w:pPr>
+        <w:pStyle w:val="Heading2"/>
         <w:keepNext/>
         <w:pBdr>
           <w:bottom w:val="single" w:sz="8" w:space="3" w:color="003A70"/>
@@ -1925,7 +1939,7 @@
         <w:tabs>
           <w:tab w:val="right" w:pos="9504"/>
         </w:tabs>
-        <w:spacing w:before="50" w:after="36" w:line="240" w:lineRule="auto"/>
+        <w:spacing w:before="36" w:after="26" w:line="240" w:lineRule="auto"/>
       </w:pPr>
       <w:r>
         <w:rPr>
@@ -1933,7 +1947,7 @@
           <w:b/>
           <w:color w:val="003A70"/>
           <w:spacing w:val="14"/>
-          <w:sz w:val="19"/>
+          <w:sz w:val="22"/>
           <w:szCs w:val="19"/>
         </w:rPr>
         <w:t xml:space="preserve">STEPS TO FOLLOW</w:t>
@@ -1952,7 +1966,7 @@
           <w:rFonts w:ascii="Avenir Next" w:hAnsi="Avenir Next" w:cs="Avenir Next" w:eastAsia="Avenir Next"/>
           <w:i/>
           <w:color w:val="5A5F66"/>
-          <w:sz w:val="17"/>
+          <w:sz w:val="22"/>
           <w:szCs w:val="17"/>
         </w:rPr>
         <w:t xml:space="preserve">use these same steps on every problem</w:t>
@@ -1994,6 +2008,7 @@
           </w:tcPr>
           <w:p>
             <w:pPr>
+              <w:pStyle w:val="Heading1"/>
               <w:spacing w:before="0" w:after="0" w:line="240" w:lineRule="auto"/>
               <w:jc w:val="center"/>
             </w:pPr>
@@ -2016,14 +2031,14 @@
           </w:tcPr>
           <w:p>
             <w:pPr>
-              <w:spacing w:before="0" w:after="0" w:line="264" w:lineRule="auto"/>
+              <w:spacing w:before="0" w:after="0" w:line="240" w:lineRule="auto"/>
             </w:pPr>
             <w:r>
               <w:rPr>
                 <w:rFonts w:ascii="Avenir Next" w:hAnsi="Avenir Next" w:cs="Avenir Next" w:eastAsia="Avenir Next"/>
                 <w:b/>
                 <w:color w:val="1A1A1A"/>
-                <w:sz w:val="21"/>
+                <w:sz w:val="22"/>
                 <w:szCs w:val="21"/>
               </w:rPr>
               <w:t xml:space="preserve">Divide</w:t>
@@ -2032,7 +2047,7 @@
               <w:rPr>
                 <w:rFonts w:ascii="Avenir Next" w:hAnsi="Avenir Next" w:cs="Avenir Next" w:eastAsia="Avenir Next"/>
                 <w:color w:val="1A1A1A"/>
-                <w:sz w:val="21"/>
+                <w:sz w:val="22"/>
                 <w:szCs w:val="21"/>
               </w:rPr>
               <w:t xml:space="preserve">. Write the quotient and the remainder.</w:t>
@@ -2051,6 +2066,7 @@
           </w:tcPr>
           <w:p>
             <w:pPr>
+              <w:pStyle w:val="Heading1"/>
               <w:spacing w:before="0" w:after="0" w:line="240" w:lineRule="auto"/>
               <w:jc w:val="center"/>
             </w:pPr>
@@ -2073,13 +2089,13 @@
           </w:tcPr>
           <w:p>
             <w:pPr>
-              <w:spacing w:before="0" w:after="0" w:line="264" w:lineRule="auto"/>
+              <w:spacing w:before="0" w:after="0" w:line="240" w:lineRule="auto"/>
             </w:pPr>
             <w:r>
               <w:rPr>
                 <w:rFonts w:ascii="Avenir Next" w:hAnsi="Avenir Next" w:cs="Avenir Next" w:eastAsia="Avenir Next"/>
                 <w:color w:val="1A1A1A"/>
-                <w:sz w:val="21"/>
+                <w:sz w:val="22"/>
                 <w:szCs w:val="21"/>
               </w:rPr>
               <w:t xml:space="preserve">Read the </w:t>
@@ -2089,7 +2105,7 @@
                 <w:rFonts w:ascii="Avenir Next" w:hAnsi="Avenir Next" w:cs="Avenir Next" w:eastAsia="Avenir Next"/>
                 <w:b/>
                 <w:color w:val="1A1A1A"/>
-                <w:sz w:val="21"/>
+                <w:sz w:val="22"/>
                 <w:szCs w:val="21"/>
               </w:rPr>
               <w:t xml:space="preserve">question</w:t>
@@ -2098,7 +2114,7 @@
               <w:rPr>
                 <w:rFonts w:ascii="Avenir Next" w:hAnsi="Avenir Next" w:cs="Avenir Next" w:eastAsia="Avenir Next"/>
                 <w:color w:val="1A1A1A"/>
-                <w:sz w:val="21"/>
+                <w:sz w:val="22"/>
                 <w:szCs w:val="21"/>
               </w:rPr>
               <w:t xml:space="preserve">: do you need all of them, or only full groups?</w:t>
@@ -2117,6 +2133,7 @@
           </w:tcPr>
           <w:p>
             <w:pPr>
+              <w:pStyle w:val="Heading1"/>
               <w:spacing w:before="0" w:after="0" w:line="240" w:lineRule="auto"/>
               <w:jc w:val="center"/>
             </w:pPr>
@@ -2139,13 +2156,13 @@
           </w:tcPr>
           <w:p>
             <w:pPr>
-              <w:spacing w:before="0" w:after="0" w:line="264" w:lineRule="auto"/>
+              <w:spacing w:before="0" w:after="0" w:line="240" w:lineRule="auto"/>
             </w:pPr>
             <w:r>
               <w:rPr>
                 <w:rFonts w:ascii="Avenir Next" w:hAnsi="Avenir Next" w:cs="Avenir Next" w:eastAsia="Avenir Next"/>
                 <w:color w:val="1A1A1A"/>
-                <w:sz w:val="21"/>
+                <w:sz w:val="22"/>
                 <w:szCs w:val="21"/>
               </w:rPr>
               <w:t xml:space="preserve">Need all? </w:t>
@@ -2155,7 +2172,7 @@
                 <w:rFonts w:ascii="Avenir Next" w:hAnsi="Avenir Next" w:cs="Avenir Next" w:eastAsia="Avenir Next"/>
                 <w:b/>
                 <w:color w:val="1A1A1A"/>
-                <w:sz w:val="21"/>
+                <w:sz w:val="22"/>
                 <w:szCs w:val="21"/>
               </w:rPr>
               <w:t xml:space="preserve">Round up</w:t>
@@ -2164,7 +2181,7 @@
               <w:rPr>
                 <w:rFonts w:ascii="Avenir Next" w:hAnsi="Avenir Next" w:cs="Avenir Next" w:eastAsia="Avenir Next"/>
                 <w:color w:val="1A1A1A"/>
-                <w:sz w:val="21"/>
+                <w:sz w:val="22"/>
                 <w:szCs w:val="21"/>
               </w:rPr>
               <w:t xml:space="preserve">. Only full groups? Keep the quotient.</w:t>
@@ -2175,6 +2192,7 @@
     </w:tbl>
     <w:p>
       <w:pPr>
+        <w:pStyle w:val="Heading2"/>
         <w:keepNext/>
         <w:pBdr>
           <w:bottom w:val="single" w:sz="8" w:space="3" w:color="003A70"/>
@@ -2182,7 +2200,7 @@
         <w:tabs>
           <w:tab w:val="right" w:pos="9504"/>
         </w:tabs>
-        <w:spacing w:before="50" w:after="36" w:line="240" w:lineRule="auto"/>
+        <w:spacing w:before="36" w:after="26" w:line="240" w:lineRule="auto"/>
       </w:pPr>
       <w:r>
         <w:rPr>
@@ -2190,7 +2208,7 @@
           <w:b/>
           <w:color w:val="003A70"/>
           <w:spacing w:val="14"/>
-          <w:sz w:val="19"/>
+          <w:sz w:val="22"/>
           <w:szCs w:val="19"/>
         </w:rPr>
         <w:t xml:space="preserve">WATCH ME</w:t>
@@ -2209,7 +2227,7 @@
           <w:rFonts w:ascii="Avenir Next" w:hAnsi="Avenir Next" w:cs="Avenir Next" w:eastAsia="Avenir Next"/>
           <w:i/>
           <w:color w:val="5A5F66"/>
-          <w:sz w:val="17"/>
+          <w:sz w:val="22"/>
           <w:szCs w:val="17"/>
         </w:rPr>
         <w:t xml:space="preserve">the steps in action</w:t>
@@ -2217,14 +2235,14 @@
     </w:p>
     <w:p>
       <w:pPr>
-        <w:spacing w:before="0" w:after="40" w:line="264" w:lineRule="auto"/>
+        <w:spacing w:before="0" w:after="29" w:line="240" w:lineRule="auto"/>
       </w:pPr>
       <w:r>
         <w:rPr>
           <w:rFonts w:ascii="Avenir Next" w:hAnsi="Avenir Next" w:cs="Avenir Next" w:eastAsia="Avenir Next"/>
           <w:b/>
           <w:color w:val="1A1A1A"/>
-          <w:sz w:val="21"/>
+          <w:sz w:val="22"/>
           <w:szCs w:val="21"/>
         </w:rPr>
         <w:t xml:space="preserve">45 people ride in vans. Each van holds 8. How many vans?</w:t>
@@ -2235,7 +2253,7 @@
         <w:tabs>
           <w:tab w:val="left" w:pos="950"/>
         </w:tabs>
-        <w:spacing w:before="0" w:after="24" w:line="256" w:lineRule="auto"/>
+        <w:spacing w:before="0" w:after="17" w:line="240" w:lineRule="auto"/>
         <w:ind w:left="950" w:hanging="950"/>
       </w:pPr>
       <w:r>
@@ -2243,25 +2261,25 @@
           <w:rFonts w:ascii="Avenir Next" w:hAnsi="Avenir Next" w:cs="Avenir Next" w:eastAsia="Avenir Next"/>
           <w:b/>
           <w:color w:val="003A70"/>
+          <w:sz w:val="22"/>
+          <w:szCs w:val="19"/>
+        </w:rPr>
+        <w:t xml:space="preserve">Step 1</w:t>
+      </w:r>
+      <w:r>
+        <w:rPr>
+          <w:rFonts w:ascii="Avenir Next" w:hAnsi="Avenir Next" w:cs="Avenir Next" w:eastAsia="Avenir Next"/>
+          <w:color w:val="1A1A1A"/>
           <w:sz w:val="19"/>
           <w:szCs w:val="19"/>
         </w:rPr>
-        <w:t xml:space="preserve">Step 1</w:t>
-      </w:r>
-      <w:r>
-        <w:rPr>
-          <w:rFonts w:ascii="Avenir Next" w:hAnsi="Avenir Next" w:cs="Avenir Next" w:eastAsia="Avenir Next"/>
-          <w:color w:val="1A1A1A"/>
-          <w:sz w:val="19"/>
-          <w:szCs w:val="19"/>
-        </w:rPr>
         <w:tab/>
       </w:r>
       <w:r>
         <w:rPr>
           <w:rFonts w:ascii="Avenir Next" w:hAnsi="Avenir Next" w:cs="Avenir Next" w:eastAsia="Avenir Next"/>
           <w:color w:val="1A1A1A"/>
-          <w:sz w:val="21"/>
+          <w:sz w:val="22"/>
           <w:szCs w:val="21"/>
         </w:rPr>
         <w:t xml:space="preserve">45 ÷ 8 = 5 R5</w:t>
@@ -2272,7 +2290,7 @@
         <w:tabs>
           <w:tab w:val="left" w:pos="950"/>
         </w:tabs>
-        <w:spacing w:before="0" w:after="24" w:line="256" w:lineRule="auto"/>
+        <w:spacing w:before="0" w:after="17" w:line="240" w:lineRule="auto"/>
         <w:ind w:left="950" w:hanging="950"/>
       </w:pPr>
       <w:r>
@@ -2280,25 +2298,25 @@
           <w:rFonts w:ascii="Avenir Next" w:hAnsi="Avenir Next" w:cs="Avenir Next" w:eastAsia="Avenir Next"/>
           <w:b/>
           <w:color w:val="003A70"/>
+          <w:sz w:val="22"/>
+          <w:szCs w:val="19"/>
+        </w:rPr>
+        <w:t xml:space="preserve">Step 2</w:t>
+      </w:r>
+      <w:r>
+        <w:rPr>
+          <w:rFonts w:ascii="Avenir Next" w:hAnsi="Avenir Next" w:cs="Avenir Next" w:eastAsia="Avenir Next"/>
+          <w:color w:val="1A1A1A"/>
           <w:sz w:val="19"/>
           <w:szCs w:val="19"/>
         </w:rPr>
-        <w:t xml:space="preserve">Step 2</w:t>
-      </w:r>
-      <w:r>
-        <w:rPr>
-          <w:rFonts w:ascii="Avenir Next" w:hAnsi="Avenir Next" w:cs="Avenir Next" w:eastAsia="Avenir Next"/>
-          <w:color w:val="1A1A1A"/>
-          <w:sz w:val="19"/>
-          <w:szCs w:val="19"/>
-        </w:rPr>
         <w:tab/>
       </w:r>
       <w:r>
         <w:rPr>
           <w:rFonts w:ascii="Avenir Next" w:hAnsi="Avenir Next" w:cs="Avenir Next" w:eastAsia="Avenir Next"/>
           <w:color w:val="1A1A1A"/>
-          <w:sz w:val="21"/>
+          <w:sz w:val="22"/>
           <w:szCs w:val="21"/>
         </w:rPr>
         <w:t xml:space="preserve">Every person needs a seat. We need all.</w:t>
@@ -2309,7 +2327,7 @@
         <w:tabs>
           <w:tab w:val="left" w:pos="950"/>
         </w:tabs>
-        <w:spacing w:before="0" w:after="24" w:line="256" w:lineRule="auto"/>
+        <w:spacing w:before="0" w:after="17" w:line="240" w:lineRule="auto"/>
         <w:ind w:left="950" w:hanging="950"/>
       </w:pPr>
       <w:r>
@@ -2317,25 +2335,25 @@
           <w:rFonts w:ascii="Avenir Next" w:hAnsi="Avenir Next" w:cs="Avenir Next" w:eastAsia="Avenir Next"/>
           <w:b/>
           <w:color w:val="003A70"/>
+          <w:sz w:val="22"/>
+          <w:szCs w:val="19"/>
+        </w:rPr>
+        <w:t xml:space="preserve">Step 3</w:t>
+      </w:r>
+      <w:r>
+        <w:rPr>
+          <w:rFonts w:ascii="Avenir Next" w:hAnsi="Avenir Next" w:cs="Avenir Next" w:eastAsia="Avenir Next"/>
+          <w:color w:val="1A1A1A"/>
           <w:sz w:val="19"/>
           <w:szCs w:val="19"/>
         </w:rPr>
-        <w:t xml:space="preserve">Step 3</w:t>
-      </w:r>
-      <w:r>
-        <w:rPr>
-          <w:rFonts w:ascii="Avenir Next" w:hAnsi="Avenir Next" w:cs="Avenir Next" w:eastAsia="Avenir Next"/>
-          <w:color w:val="1A1A1A"/>
-          <w:sz w:val="19"/>
-          <w:szCs w:val="19"/>
-        </w:rPr>
         <w:tab/>
       </w:r>
       <w:r>
         <w:rPr>
           <w:rFonts w:ascii="Avenir Next" w:hAnsi="Avenir Next" w:cs="Avenir Next" w:eastAsia="Avenir Next"/>
           <w:color w:val="1A1A1A"/>
-          <w:sz w:val="21"/>
+          <w:sz w:val="22"/>
           <w:szCs w:val="21"/>
         </w:rPr>
         <w:t xml:space="preserve">Round up: 6 vans.</w:t>
@@ -2346,7 +2364,7 @@
         <w:tabs>
           <w:tab w:val="left" w:pos="950"/>
         </w:tabs>
-        <w:spacing w:before="20" w:after="0" w:line="256" w:lineRule="auto"/>
+        <w:spacing w:before="14" w:after="0" w:line="240" w:lineRule="auto"/>
         <w:ind w:left="950" w:hanging="950"/>
       </w:pPr>
       <w:r>
@@ -2354,18 +2372,18 @@
           <w:rFonts w:ascii="Avenir Next" w:hAnsi="Avenir Next" w:cs="Avenir Next" w:eastAsia="Avenir Next"/>
           <w:b/>
           <w:color w:val="1A1A1A"/>
+          <w:sz w:val="22"/>
+          <w:szCs w:val="21"/>
+        </w:rPr>
+        <w:t xml:space="preserve">Answer</w:t>
+      </w:r>
+      <w:r>
+        <w:rPr>
+          <w:rFonts w:ascii="Avenir Next" w:hAnsi="Avenir Next" w:cs="Avenir Next" w:eastAsia="Avenir Next"/>
+          <w:color w:val="1A1A1A"/>
           <w:sz w:val="21"/>
           <w:szCs w:val="21"/>
         </w:rPr>
-        <w:t xml:space="preserve">Answer</w:t>
-      </w:r>
-      <w:r>
-        <w:rPr>
-          <w:rFonts w:ascii="Avenir Next" w:hAnsi="Avenir Next" w:cs="Avenir Next" w:eastAsia="Avenir Next"/>
-          <w:color w:val="1A1A1A"/>
-          <w:sz w:val="21"/>
-          <w:szCs w:val="21"/>
-        </w:rPr>
         <w:tab/>
       </w:r>
       <w:r>
@@ -2373,7 +2391,7 @@
           <w:rFonts w:ascii="Avenir Next" w:hAnsi="Avenir Next" w:cs="Avenir Next" w:eastAsia="Avenir Next"/>
           <w:b/>
           <w:color w:val="1A1A1A"/>
-          <w:sz w:val="21"/>
+          <w:sz w:val="22"/>
           <w:szCs w:val="21"/>
         </w:rPr>
         <w:t xml:space="preserve">6 vans</w:t>
@@ -2381,6 +2399,7 @@
     </w:p>
     <w:p>
       <w:pPr>
+        <w:pStyle w:val="Heading2"/>
         <w:keepNext/>
         <w:pBdr>
           <w:bottom w:val="single" w:sz="8" w:space="3" w:color="003A70"/>
@@ -2388,7 +2407,7 @@
         <w:tabs>
           <w:tab w:val="right" w:pos="9504"/>
         </w:tabs>
-        <w:spacing w:before="50" w:after="36" w:line="240" w:lineRule="auto"/>
+        <w:spacing w:before="36" w:after="26" w:line="240" w:lineRule="auto"/>
       </w:pPr>
       <w:r>
         <w:rPr>
@@ -2396,7 +2415,7 @@
           <w:b/>
           <w:color w:val="003A70"/>
           <w:spacing w:val="14"/>
-          <w:sz w:val="19"/>
+          <w:sz w:val="22"/>
           <w:szCs w:val="19"/>
         </w:rPr>
         <w:t xml:space="preserve">TRY IT WITH HELP</w:t>
@@ -2415,7 +2434,7 @@
           <w:rFonts w:ascii="Avenir Next" w:hAnsi="Avenir Next" w:cs="Avenir Next" w:eastAsia="Avenir Next"/>
           <w:i/>
           <w:color w:val="5A5F66"/>
-          <w:sz w:val="17"/>
+          <w:sz w:val="22"/>
           <w:szCs w:val="17"/>
         </w:rPr>
         <w:t xml:space="preserve">fill in each step</w:t>
@@ -2427,7 +2446,7 @@
         <w:tabs>
           <w:tab w:val="left" w:pos="432"/>
         </w:tabs>
-        <w:spacing w:before="90" w:after="40" w:line="268" w:lineRule="auto"/>
+        <w:spacing w:before="65" w:after="29" w:line="240" w:lineRule="auto"/>
         <w:ind w:left="432" w:hanging="432"/>
       </w:pPr>
       <w:r>
@@ -2465,7 +2484,7 @@
         <w:tabs>
           <w:tab w:val="left" w:pos="1300"/>
         </w:tabs>
-        <w:spacing w:before="0" w:after="24" w:line="272" w:lineRule="auto"/>
+        <w:spacing w:before="0" w:after="17" w:line="240" w:lineRule="auto"/>
         <w:ind w:left="1300" w:hanging="868"/>
       </w:pPr>
       <w:r>
@@ -2473,35 +2492,35 @@
           <w:rFonts w:ascii="Avenir Next" w:hAnsi="Avenir Next" w:cs="Avenir Next" w:eastAsia="Avenir Next"/>
           <w:b/>
           <w:color w:val="003A70"/>
+          <w:sz w:val="22"/>
+          <w:szCs w:val="18"/>
+        </w:rPr>
+        <w:t xml:space="preserve">Step 1</w:t>
+      </w:r>
+      <w:r>
+        <w:rPr>
+          <w:rFonts w:ascii="Avenir Next" w:hAnsi="Avenir Next" w:cs="Avenir Next" w:eastAsia="Avenir Next"/>
+          <w:color w:val="1A1A1A"/>
           <w:sz w:val="18"/>
           <w:szCs w:val="18"/>
         </w:rPr>
-        <w:t xml:space="preserve">Step 1</w:t>
-      </w:r>
-      <w:r>
-        <w:rPr>
-          <w:rFonts w:ascii="Avenir Next" w:hAnsi="Avenir Next" w:cs="Avenir Next" w:eastAsia="Avenir Next"/>
-          <w:color w:val="1A1A1A"/>
-          <w:sz w:val="18"/>
-          <w:szCs w:val="18"/>
-        </w:rPr>
         <w:tab/>
       </w:r>
       <w:r>
         <w:rPr>
           <w:rFonts w:ascii="Avenir Next" w:hAnsi="Avenir Next" w:cs="Avenir Next" w:eastAsia="Avenir Next"/>
           <w:color w:val="1A1A1A"/>
+          <w:sz w:val="22"/>
+          <w:szCs w:val="21"/>
+        </w:rPr>
+        <w:t xml:space="preserve">45 ÷ 8 = </w:t>
+      </w:r>
+      <w:r>
+        <w:rPr>
+          <w:rFonts w:ascii="Avenir Next" w:hAnsi="Avenir Next" w:cs="Avenir Next" w:eastAsia="Avenir Next"/>
+          <w:color w:val="1A1A1A"/>
           <w:sz w:val="21"/>
           <w:szCs w:val="21"/>
-        </w:rPr>
-        <w:t xml:space="preserve">45 ÷ 8 = </w:t>
-      </w:r>
-      <w:r>
-        <w:rPr>
-          <w:rFonts w:ascii="Avenir Next" w:hAnsi="Avenir Next" w:cs="Avenir Next" w:eastAsia="Avenir Next"/>
-          <w:color w:val="1A1A1A"/>
-          <w:sz w:val="21"/>
-          <w:szCs w:val="21"/>
           <w:u w:val="single"/>
         </w:rPr>
         <w:t xml:space="preserve">                </w:t>
@@ -2510,7 +2529,7 @@
         <w:rPr>
           <w:rFonts w:ascii="Avenir Next" w:hAnsi="Avenir Next" w:cs="Avenir Next" w:eastAsia="Avenir Next"/>
           <w:color w:val="1A1A1A"/>
-          <w:sz w:val="21"/>
+          <w:sz w:val="22"/>
           <w:szCs w:val="21"/>
         </w:rPr>
         <w:t xml:space="preserve"> R </w:t>
@@ -2532,7 +2551,7 @@
         <w:tabs>
           <w:tab w:val="left" w:pos="1300"/>
         </w:tabs>
-        <w:spacing w:before="0" w:after="24" w:line="272" w:lineRule="auto"/>
+        <w:spacing w:before="0" w:after="17" w:line="240" w:lineRule="auto"/>
         <w:ind w:left="1300" w:hanging="868"/>
       </w:pPr>
       <w:r>
@@ -2540,25 +2559,25 @@
           <w:rFonts w:ascii="Avenir Next" w:hAnsi="Avenir Next" w:cs="Avenir Next" w:eastAsia="Avenir Next"/>
           <w:b/>
           <w:color w:val="003A70"/>
+          <w:sz w:val="22"/>
+          <w:szCs w:val="18"/>
+        </w:rPr>
+        <w:t xml:space="preserve">Step 2</w:t>
+      </w:r>
+      <w:r>
+        <w:rPr>
+          <w:rFonts w:ascii="Avenir Next" w:hAnsi="Avenir Next" w:cs="Avenir Next" w:eastAsia="Avenir Next"/>
+          <w:color w:val="1A1A1A"/>
           <w:sz w:val="18"/>
           <w:szCs w:val="18"/>
         </w:rPr>
-        <w:t xml:space="preserve">Step 2</w:t>
-      </w:r>
-      <w:r>
-        <w:rPr>
-          <w:rFonts w:ascii="Avenir Next" w:hAnsi="Avenir Next" w:cs="Avenir Next" w:eastAsia="Avenir Next"/>
-          <w:color w:val="1A1A1A"/>
-          <w:sz w:val="18"/>
-          <w:szCs w:val="18"/>
-        </w:rPr>
         <w:tab/>
       </w:r>
       <w:r>
         <w:rPr>
           <w:rFonts w:ascii="Avenir Next" w:hAnsi="Avenir Next" w:cs="Avenir Next" w:eastAsia="Avenir Next"/>
           <w:color w:val="1A1A1A"/>
-          <w:sz w:val="21"/>
+          <w:sz w:val="22"/>
           <w:szCs w:val="21"/>
         </w:rPr>
         <w:t xml:space="preserve">All cookies, or only full boxes? </w:t>
@@ -2580,7 +2599,7 @@
         <w:tabs>
           <w:tab w:val="left" w:pos="1300"/>
         </w:tabs>
-        <w:spacing w:before="0" w:after="24" w:line="272" w:lineRule="auto"/>
+        <w:spacing w:before="0" w:after="17" w:line="240" w:lineRule="auto"/>
         <w:ind w:left="1300" w:hanging="868"/>
       </w:pPr>
       <w:r>
@@ -2588,35 +2607,35 @@
           <w:rFonts w:ascii="Avenir Next" w:hAnsi="Avenir Next" w:cs="Avenir Next" w:eastAsia="Avenir Next"/>
           <w:b/>
           <w:color w:val="003A70"/>
+          <w:sz w:val="22"/>
+          <w:szCs w:val="18"/>
+        </w:rPr>
+        <w:t xml:space="preserve">Step 3</w:t>
+      </w:r>
+      <w:r>
+        <w:rPr>
+          <w:rFonts w:ascii="Avenir Next" w:hAnsi="Avenir Next" w:cs="Avenir Next" w:eastAsia="Avenir Next"/>
+          <w:color w:val="1A1A1A"/>
           <w:sz w:val="18"/>
           <w:szCs w:val="18"/>
         </w:rPr>
-        <w:t xml:space="preserve">Step 3</w:t>
-      </w:r>
-      <w:r>
-        <w:rPr>
-          <w:rFonts w:ascii="Avenir Next" w:hAnsi="Avenir Next" w:cs="Avenir Next" w:eastAsia="Avenir Next"/>
-          <w:color w:val="1A1A1A"/>
-          <w:sz w:val="18"/>
-          <w:szCs w:val="18"/>
-        </w:rPr>
         <w:tab/>
       </w:r>
       <w:r>
         <w:rPr>
           <w:rFonts w:ascii="Avenir Next" w:hAnsi="Avenir Next" w:cs="Avenir Next" w:eastAsia="Avenir Next"/>
           <w:color w:val="1A1A1A"/>
+          <w:sz w:val="22"/>
+          <w:szCs w:val="21"/>
+        </w:rPr>
+        <w:t xml:space="preserve">Answer: </w:t>
+      </w:r>
+      <w:r>
+        <w:rPr>
+          <w:rFonts w:ascii="Avenir Next" w:hAnsi="Avenir Next" w:cs="Avenir Next" w:eastAsia="Avenir Next"/>
+          <w:color w:val="1A1A1A"/>
           <w:sz w:val="21"/>
           <w:szCs w:val="21"/>
-        </w:rPr>
-        <w:t xml:space="preserve">Answer: </w:t>
-      </w:r>
-      <w:r>
-        <w:rPr>
-          <w:rFonts w:ascii="Avenir Next" w:hAnsi="Avenir Next" w:cs="Avenir Next" w:eastAsia="Avenir Next"/>
-          <w:color w:val="1A1A1A"/>
-          <w:sz w:val="21"/>
-          <w:szCs w:val="21"/>
           <w:u w:val="single"/>
         </w:rPr>
         <w:t xml:space="preserve">                </w:t>
@@ -2625,7 +2644,7 @@
         <w:rPr>
           <w:rFonts w:ascii="Avenir Next" w:hAnsi="Avenir Next" w:cs="Avenir Next" w:eastAsia="Avenir Next"/>
           <w:color w:val="1A1A1A"/>
-          <w:sz w:val="21"/>
+          <w:sz w:val="22"/>
           <w:szCs w:val="21"/>
         </w:rPr>
         <w:t xml:space="preserve"> full boxes</w:t>
@@ -2642,7 +2661,7 @@
         <w:tabs>
           <w:tab w:val="left" w:pos="432"/>
         </w:tabs>
-        <w:spacing w:before="90" w:after="40" w:line="268" w:lineRule="auto"/>
+        <w:spacing w:before="65" w:after="29" w:line="240" w:lineRule="auto"/>
         <w:ind w:left="432" w:hanging="432"/>
       </w:pPr>
       <w:r>
@@ -2680,7 +2699,7 @@
         <w:tabs>
           <w:tab w:val="left" w:pos="1300"/>
         </w:tabs>
-        <w:spacing w:before="0" w:after="24" w:line="272" w:lineRule="auto"/>
+        <w:spacing w:before="0" w:after="17" w:line="240" w:lineRule="auto"/>
         <w:ind w:left="1300" w:hanging="868"/>
       </w:pPr>
       <w:r>
@@ -2688,35 +2707,35 @@
           <w:rFonts w:ascii="Avenir Next" w:hAnsi="Avenir Next" w:cs="Avenir Next" w:eastAsia="Avenir Next"/>
           <w:b/>
           <w:color w:val="003A70"/>
+          <w:sz w:val="22"/>
+          <w:szCs w:val="18"/>
+        </w:rPr>
+        <w:t xml:space="preserve">Step 1</w:t>
+      </w:r>
+      <w:r>
+        <w:rPr>
+          <w:rFonts w:ascii="Avenir Next" w:hAnsi="Avenir Next" w:cs="Avenir Next" w:eastAsia="Avenir Next"/>
+          <w:color w:val="1A1A1A"/>
           <w:sz w:val="18"/>
           <w:szCs w:val="18"/>
         </w:rPr>
-        <w:t xml:space="preserve">Step 1</w:t>
-      </w:r>
-      <w:r>
-        <w:rPr>
-          <w:rFonts w:ascii="Avenir Next" w:hAnsi="Avenir Next" w:cs="Avenir Next" w:eastAsia="Avenir Next"/>
-          <w:color w:val="1A1A1A"/>
-          <w:sz w:val="18"/>
-          <w:szCs w:val="18"/>
-        </w:rPr>
         <w:tab/>
       </w:r>
       <w:r>
         <w:rPr>
           <w:rFonts w:ascii="Avenir Next" w:hAnsi="Avenir Next" w:cs="Avenir Next" w:eastAsia="Avenir Next"/>
           <w:color w:val="1A1A1A"/>
+          <w:sz w:val="22"/>
+          <w:szCs w:val="21"/>
+        </w:rPr>
+        <w:t xml:space="preserve">50 ÷ 6 = </w:t>
+      </w:r>
+      <w:r>
+        <w:rPr>
+          <w:rFonts w:ascii="Avenir Next" w:hAnsi="Avenir Next" w:cs="Avenir Next" w:eastAsia="Avenir Next"/>
+          <w:color w:val="1A1A1A"/>
           <w:sz w:val="21"/>
           <w:szCs w:val="21"/>
-        </w:rPr>
-        <w:t xml:space="preserve">50 ÷ 6 = </w:t>
-      </w:r>
-      <w:r>
-        <w:rPr>
-          <w:rFonts w:ascii="Avenir Next" w:hAnsi="Avenir Next" w:cs="Avenir Next" w:eastAsia="Avenir Next"/>
-          <w:color w:val="1A1A1A"/>
-          <w:sz w:val="21"/>
-          <w:szCs w:val="21"/>
           <w:u w:val="single"/>
         </w:rPr>
         <w:t xml:space="preserve">                </w:t>
@@ -2725,7 +2744,7 @@
         <w:rPr>
           <w:rFonts w:ascii="Avenir Next" w:hAnsi="Avenir Next" w:cs="Avenir Next" w:eastAsia="Avenir Next"/>
           <w:color w:val="1A1A1A"/>
-          <w:sz w:val="21"/>
+          <w:sz w:val="22"/>
           <w:szCs w:val="21"/>
         </w:rPr>
         <w:t xml:space="preserve"> R </w:t>
@@ -2747,7 +2766,7 @@
         <w:tabs>
           <w:tab w:val="left" w:pos="1300"/>
         </w:tabs>
-        <w:spacing w:before="0" w:after="24" w:line="272" w:lineRule="auto"/>
+        <w:spacing w:before="0" w:after="17" w:line="240" w:lineRule="auto"/>
         <w:ind w:left="1300" w:hanging="868"/>
       </w:pPr>
       <w:r>
@@ -2755,25 +2774,25 @@
           <w:rFonts w:ascii="Avenir Next" w:hAnsi="Avenir Next" w:cs="Avenir Next" w:eastAsia="Avenir Next"/>
           <w:b/>
           <w:color w:val="003A70"/>
+          <w:sz w:val="22"/>
+          <w:szCs w:val="18"/>
+        </w:rPr>
+        <w:t xml:space="preserve">Step 2</w:t>
+      </w:r>
+      <w:r>
+        <w:rPr>
+          <w:rFonts w:ascii="Avenir Next" w:hAnsi="Avenir Next" w:cs="Avenir Next" w:eastAsia="Avenir Next"/>
+          <w:color w:val="1A1A1A"/>
           <w:sz w:val="18"/>
           <w:szCs w:val="18"/>
         </w:rPr>
-        <w:t xml:space="preserve">Step 2</w:t>
-      </w:r>
-      <w:r>
-        <w:rPr>
-          <w:rFonts w:ascii="Avenir Next" w:hAnsi="Avenir Next" w:cs="Avenir Next" w:eastAsia="Avenir Next"/>
-          <w:color w:val="1A1A1A"/>
-          <w:sz w:val="18"/>
-          <w:szCs w:val="18"/>
-        </w:rPr>
         <w:tab/>
       </w:r>
       <w:r>
         <w:rPr>
           <w:rFonts w:ascii="Avenir Next" w:hAnsi="Avenir Next" w:cs="Avenir Next" w:eastAsia="Avenir Next"/>
           <w:color w:val="1A1A1A"/>
-          <w:sz w:val="21"/>
+          <w:sz w:val="22"/>
           <w:szCs w:val="21"/>
         </w:rPr>
         <w:t xml:space="preserve">All, or only whole books you can pay for? </w:t>
@@ -2795,7 +2814,7 @@
         <w:tabs>
           <w:tab w:val="left" w:pos="1300"/>
         </w:tabs>
-        <w:spacing w:before="0" w:after="24" w:line="272" w:lineRule="auto"/>
+        <w:spacing w:before="0" w:after="17" w:line="240" w:lineRule="auto"/>
         <w:ind w:left="1300" w:hanging="868"/>
       </w:pPr>
       <w:r>
@@ -2803,35 +2822,35 @@
           <w:rFonts w:ascii="Avenir Next" w:hAnsi="Avenir Next" w:cs="Avenir Next" w:eastAsia="Avenir Next"/>
           <w:b/>
           <w:color w:val="003A70"/>
+          <w:sz w:val="22"/>
+          <w:szCs w:val="18"/>
+        </w:rPr>
+        <w:t xml:space="preserve">Step 3</w:t>
+      </w:r>
+      <w:r>
+        <w:rPr>
+          <w:rFonts w:ascii="Avenir Next" w:hAnsi="Avenir Next" w:cs="Avenir Next" w:eastAsia="Avenir Next"/>
+          <w:color w:val="1A1A1A"/>
           <w:sz w:val="18"/>
           <w:szCs w:val="18"/>
         </w:rPr>
-        <w:t xml:space="preserve">Step 3</w:t>
-      </w:r>
-      <w:r>
-        <w:rPr>
-          <w:rFonts w:ascii="Avenir Next" w:hAnsi="Avenir Next" w:cs="Avenir Next" w:eastAsia="Avenir Next"/>
-          <w:color w:val="1A1A1A"/>
-          <w:sz w:val="18"/>
-          <w:szCs w:val="18"/>
-        </w:rPr>
         <w:tab/>
       </w:r>
       <w:r>
         <w:rPr>
           <w:rFonts w:ascii="Avenir Next" w:hAnsi="Avenir Next" w:cs="Avenir Next" w:eastAsia="Avenir Next"/>
           <w:color w:val="1A1A1A"/>
+          <w:sz w:val="22"/>
+          <w:szCs w:val="21"/>
+        </w:rPr>
+        <w:t xml:space="preserve">Answer: </w:t>
+      </w:r>
+      <w:r>
+        <w:rPr>
+          <w:rFonts w:ascii="Avenir Next" w:hAnsi="Avenir Next" w:cs="Avenir Next" w:eastAsia="Avenir Next"/>
+          <w:color w:val="1A1A1A"/>
           <w:sz w:val="21"/>
           <w:szCs w:val="21"/>
-        </w:rPr>
-        <w:t xml:space="preserve">Answer: </w:t>
-      </w:r>
-      <w:r>
-        <w:rPr>
-          <w:rFonts w:ascii="Avenir Next" w:hAnsi="Avenir Next" w:cs="Avenir Next" w:eastAsia="Avenir Next"/>
-          <w:color w:val="1A1A1A"/>
-          <w:sz w:val="21"/>
-          <w:szCs w:val="21"/>
           <w:u w:val="single"/>
         </w:rPr>
         <w:t xml:space="preserve">                </w:t>
@@ -2840,7 +2859,7 @@
         <w:rPr>
           <w:rFonts w:ascii="Avenir Next" w:hAnsi="Avenir Next" w:cs="Avenir Next" w:eastAsia="Avenir Next"/>
           <w:color w:val="1A1A1A"/>
-          <w:sz w:val="21"/>
+          <w:sz w:val="22"/>
           <w:szCs w:val="21"/>
         </w:rPr>
         <w:t xml:space="preserve"> books</w:t>
@@ -2853,6 +2872,7 @@
     </w:p>
     <w:p>
       <w:pPr>
+        <w:pStyle w:val="Heading2"/>
         <w:keepNext/>
         <w:pBdr>
           <w:bottom w:val="single" w:sz="8" w:space="3" w:color="003A70"/>
@@ -2860,7 +2880,7 @@
         <w:tabs>
           <w:tab w:val="right" w:pos="9504"/>
         </w:tabs>
-        <w:spacing w:before="50" w:after="36" w:line="240" w:lineRule="auto"/>
+        <w:spacing w:before="36" w:after="26" w:line="240" w:lineRule="auto"/>
       </w:pPr>
       <w:r>
         <w:rPr>
@@ -2868,7 +2888,7 @@
           <w:b/>
           <w:color w:val="003A70"/>
           <w:spacing w:val="14"/>
-          <w:sz w:val="19"/>
+          <w:sz w:val="22"/>
           <w:szCs w:val="19"/>
         </w:rPr>
         <w:t xml:space="preserve">YOUR TURN</w:t>
@@ -2887,7 +2907,7 @@
           <w:rFonts w:ascii="Avenir Next" w:hAnsi="Avenir Next" w:cs="Avenir Next" w:eastAsia="Avenir Next"/>
           <w:i/>
           <w:color w:val="5A5F66"/>
-          <w:sz w:val="17"/>
+          <w:sz w:val="22"/>
           <w:szCs w:val="17"/>
         </w:rPr>
         <w:t xml:space="preserve">use the steps on your own</w:t>
@@ -2937,7 +2957,7 @@
               <w:tabs>
                 <w:tab w:val="left" w:pos="432"/>
               </w:tabs>
-              <w:spacing w:before="90" w:after="40" w:line="268" w:lineRule="auto"/>
+              <w:spacing w:before="65" w:after="29" w:line="240" w:lineRule="auto"/>
               <w:ind w:left="432" w:hanging="432"/>
             </w:pPr>
             <w:r>
@@ -3010,7 +3030,7 @@
                     <w:tabs>
                       <w:tab w:val="left" w:pos="340"/>
                     </w:tabs>
-                    <w:spacing w:before="0" w:after="0" w:line="276" w:lineRule="auto"/>
+                    <w:spacing w:before="0" w:after="0" w:line="240" w:lineRule="auto"/>
                     <w:ind w:left="340" w:hanging="340"/>
                   </w:pPr>
                   <w:r>
@@ -3058,7 +3078,7 @@
                       <w:szCs w:val="22"/>
                       <w:u w:val="single"/>
                     </w:rPr>
-                    <w:t xml:space="preserve">      </w:t>
+                    <w:t xml:space="preserve">          </w:t>
                   </w:r>
                 </w:p>
               </w:tc>
@@ -3072,7 +3092,7 @@
                     <w:tabs>
                       <w:tab w:val="left" w:pos="340"/>
                     </w:tabs>
-                    <w:spacing w:before="0" w:after="0" w:line="276" w:lineRule="auto"/>
+                    <w:spacing w:before="0" w:after="0" w:line="240" w:lineRule="auto"/>
                     <w:ind w:left="340" w:hanging="340"/>
                   </w:pPr>
                   <w:r>
@@ -3120,7 +3140,7 @@
                       <w:szCs w:val="22"/>
                       <w:u w:val="single"/>
                     </w:rPr>
-                    <w:t xml:space="preserve">      </w:t>
+                    <w:t xml:space="preserve">          </w:t>
                   </w:r>
                 </w:p>
               </w:tc>
@@ -3140,7 +3160,7 @@
                     <w:tabs>
                       <w:tab w:val="left" w:pos="340"/>
                     </w:tabs>
-                    <w:spacing w:before="0" w:after="0" w:line="276" w:lineRule="auto"/>
+                    <w:spacing w:before="0" w:after="0" w:line="240" w:lineRule="auto"/>
                     <w:ind w:left="340" w:hanging="340"/>
                   </w:pPr>
                   <w:r>
@@ -3188,7 +3208,7 @@
                       <w:szCs w:val="22"/>
                       <w:u w:val="single"/>
                     </w:rPr>
-                    <w:t xml:space="preserve">      </w:t>
+                    <w:t xml:space="preserve">          </w:t>
                   </w:r>
                 </w:p>
               </w:tc>
@@ -3202,7 +3222,7 @@
                     <w:tabs>
                       <w:tab w:val="left" w:pos="340"/>
                     </w:tabs>
-                    <w:spacing w:before="0" w:after="0" w:line="276" w:lineRule="auto"/>
+                    <w:spacing w:before="0" w:after="0" w:line="240" w:lineRule="auto"/>
                     <w:ind w:left="340" w:hanging="340"/>
                   </w:pPr>
                   <w:r>
@@ -3250,7 +3270,7 @@
                       <w:szCs w:val="22"/>
                       <w:u w:val="single"/>
                     </w:rPr>
-                    <w:t xml:space="preserve">      </w:t>
+                    <w:t xml:space="preserve">          </w:t>
                   </w:r>
                 </w:p>
               </w:tc>
@@ -3271,6 +3291,7 @@
     </w:p>
     <w:p>
       <w:pPr>
+        <w:pStyle w:val="Heading2"/>
         <w:keepNext/>
         <w:pBdr>
           <w:bottom w:val="single" w:sz="8" w:space="3" w:color="003A70"/>
@@ -3278,7 +3299,7 @@
         <w:tabs>
           <w:tab w:val="right" w:pos="9504"/>
         </w:tabs>
-        <w:spacing w:before="50" w:after="36" w:line="240" w:lineRule="auto"/>
+        <w:spacing w:before="36" w:after="26" w:line="240" w:lineRule="auto"/>
       </w:pPr>
       <w:r>
         <w:rPr>
@@ -3286,7 +3307,7 @@
           <w:b/>
           <w:color w:val="003A70"/>
           <w:spacing w:val="14"/>
-          <w:sz w:val="19"/>
+          <w:sz w:val="22"/>
           <w:szCs w:val="19"/>
         </w:rPr>
         <w:t xml:space="preserve">READY CHECK</w:t>
@@ -3305,7 +3326,7 @@
           <w:rFonts w:ascii="Avenir Next" w:hAnsi="Avenir Next" w:cs="Avenir Next" w:eastAsia="Avenir Next"/>
           <w:i/>
           <w:color w:val="5A5F66"/>
-          <w:sz w:val="17"/>
+          <w:sz w:val="22"/>
           <w:szCs w:val="17"/>
         </w:rPr>
         <w:t xml:space="preserve">a problem like the one in today’s lesson</w:t>
@@ -3355,7 +3376,7 @@
               <w:tabs>
                 <w:tab w:val="left" w:pos="432"/>
               </w:tabs>
-              <w:spacing w:before="90" w:after="40" w:line="268" w:lineRule="auto"/>
+              <w:spacing w:before="65" w:after="29" w:line="240" w:lineRule="auto"/>
               <w:ind w:left="432" w:hanging="432"/>
             </w:pPr>
             <w:r>
@@ -3429,7 +3450,7 @@
                     <w:tabs>
                       <w:tab w:val="left" w:pos="340"/>
                     </w:tabs>
-                    <w:spacing w:before="0" w:after="0" w:line="264" w:lineRule="auto"/>
+                    <w:spacing w:before="0" w:after="0" w:line="240" w:lineRule="auto"/>
                     <w:ind w:left="340" w:hanging="340"/>
                   </w:pPr>
                   <w:r>
@@ -3437,25 +3458,25 @@
                       <w:rFonts w:ascii="Avenir Next" w:hAnsi="Avenir Next" w:cs="Avenir Next" w:eastAsia="Avenir Next"/>
                       <w:b/>
                       <w:color w:val="003A70"/>
+                      <w:sz w:val="22"/>
+                      <w:szCs w:val="21"/>
+                    </w:rPr>
+                    <w:t xml:space="preserve">A</w:t>
+                  </w:r>
+                  <w:r>
+                    <w:rPr>
+                      <w:rFonts w:ascii="Avenir Next" w:hAnsi="Avenir Next" w:cs="Avenir Next" w:eastAsia="Avenir Next"/>
+                      <w:color w:val="1A1A1A"/>
                       <w:sz w:val="21"/>
                       <w:szCs w:val="21"/>
                     </w:rPr>
-                    <w:t xml:space="preserve">A</w:t>
-                  </w:r>
-                  <w:r>
-                    <w:rPr>
-                      <w:rFonts w:ascii="Avenir Next" w:hAnsi="Avenir Next" w:cs="Avenir Next" w:eastAsia="Avenir Next"/>
-                      <w:color w:val="1A1A1A"/>
-                      <w:sz w:val="21"/>
-                      <w:szCs w:val="21"/>
-                    </w:rPr>
                     <w:tab/>
                   </w:r>
                   <w:r>
                     <w:rPr>
                       <w:rFonts w:ascii="Avenir Next" w:hAnsi="Avenir Next" w:cs="Avenir Next" w:eastAsia="Avenir Next"/>
                       <w:color w:val="1A1A1A"/>
-                      <w:sz w:val="21"/>
+                      <w:sz w:val="22"/>
                       <w:szCs w:val="21"/>
                     </w:rPr>
                     <w:t xml:space="preserve">12</w:t>
@@ -3472,7 +3493,7 @@
                     <w:tabs>
                       <w:tab w:val="left" w:pos="340"/>
                     </w:tabs>
-                    <w:spacing w:before="0" w:after="0" w:line="264" w:lineRule="auto"/>
+                    <w:spacing w:before="0" w:after="0" w:line="240" w:lineRule="auto"/>
                     <w:ind w:left="340" w:hanging="340"/>
                   </w:pPr>
                   <w:r>
@@ -3480,25 +3501,25 @@
                       <w:rFonts w:ascii="Avenir Next" w:hAnsi="Avenir Next" w:cs="Avenir Next" w:eastAsia="Avenir Next"/>
                       <w:b/>
                       <w:color w:val="003A70"/>
+                      <w:sz w:val="22"/>
+                      <w:szCs w:val="21"/>
+                    </w:rPr>
+                    <w:t xml:space="preserve">B</w:t>
+                  </w:r>
+                  <w:r>
+                    <w:rPr>
+                      <w:rFonts w:ascii="Avenir Next" w:hAnsi="Avenir Next" w:cs="Avenir Next" w:eastAsia="Avenir Next"/>
+                      <w:color w:val="1A1A1A"/>
                       <w:sz w:val="21"/>
                       <w:szCs w:val="21"/>
                     </w:rPr>
-                    <w:t xml:space="preserve">B</w:t>
-                  </w:r>
-                  <w:r>
-                    <w:rPr>
-                      <w:rFonts w:ascii="Avenir Next" w:hAnsi="Avenir Next" w:cs="Avenir Next" w:eastAsia="Avenir Next"/>
-                      <w:color w:val="1A1A1A"/>
-                      <w:sz w:val="21"/>
-                      <w:szCs w:val="21"/>
-                    </w:rPr>
                     <w:tab/>
                   </w:r>
                   <w:r>
                     <w:rPr>
                       <w:rFonts w:ascii="Avenir Next" w:hAnsi="Avenir Next" w:cs="Avenir Next" w:eastAsia="Avenir Next"/>
                       <w:color w:val="1A1A1A"/>
-                      <w:sz w:val="21"/>
+                      <w:sz w:val="22"/>
                       <w:szCs w:val="21"/>
                     </w:rPr>
                     <w:t xml:space="preserve">12.5</w:t>
@@ -3515,7 +3536,7 @@
                     <w:tabs>
                       <w:tab w:val="left" w:pos="340"/>
                     </w:tabs>
-                    <w:spacing w:before="0" w:after="0" w:line="264" w:lineRule="auto"/>
+                    <w:spacing w:before="0" w:after="0" w:line="240" w:lineRule="auto"/>
                     <w:ind w:left="340" w:hanging="340"/>
                   </w:pPr>
                   <w:r>
@@ -3523,25 +3544,25 @@
                       <w:rFonts w:ascii="Avenir Next" w:hAnsi="Avenir Next" w:cs="Avenir Next" w:eastAsia="Avenir Next"/>
                       <w:b/>
                       <w:color w:val="003A70"/>
+                      <w:sz w:val="22"/>
+                      <w:szCs w:val="21"/>
+                    </w:rPr>
+                    <w:t xml:space="preserve">C</w:t>
+                  </w:r>
+                  <w:r>
+                    <w:rPr>
+                      <w:rFonts w:ascii="Avenir Next" w:hAnsi="Avenir Next" w:cs="Avenir Next" w:eastAsia="Avenir Next"/>
+                      <w:color w:val="1A1A1A"/>
                       <w:sz w:val="21"/>
                       <w:szCs w:val="21"/>
                     </w:rPr>
-                    <w:t xml:space="preserve">C</w:t>
-                  </w:r>
-                  <w:r>
-                    <w:rPr>
-                      <w:rFonts w:ascii="Avenir Next" w:hAnsi="Avenir Next" w:cs="Avenir Next" w:eastAsia="Avenir Next"/>
-                      <w:color w:val="1A1A1A"/>
-                      <w:sz w:val="21"/>
-                      <w:szCs w:val="21"/>
-                    </w:rPr>
                     <w:tab/>
                   </w:r>
                   <w:r>
                     <w:rPr>
                       <w:rFonts w:ascii="Avenir Next" w:hAnsi="Avenir Next" w:cs="Avenir Next" w:eastAsia="Avenir Next"/>
                       <w:color w:val="1A1A1A"/>
-                      <w:sz w:val="21"/>
+                      <w:sz w:val="22"/>
                       <w:szCs w:val="21"/>
                     </w:rPr>
                     <w:t xml:space="preserve">13</w:t>
@@ -3558,7 +3579,7 @@
                     <w:tabs>
                       <w:tab w:val="left" w:pos="340"/>
                     </w:tabs>
-                    <w:spacing w:before="0" w:after="0" w:line="264" w:lineRule="auto"/>
+                    <w:spacing w:before="0" w:after="0" w:line="240" w:lineRule="auto"/>
                     <w:ind w:left="340" w:hanging="340"/>
                   </w:pPr>
                   <w:r>
@@ -3566,25 +3587,25 @@
                       <w:rFonts w:ascii="Avenir Next" w:hAnsi="Avenir Next" w:cs="Avenir Next" w:eastAsia="Avenir Next"/>
                       <w:b/>
                       <w:color w:val="003A70"/>
+                      <w:sz w:val="22"/>
+                      <w:szCs w:val="21"/>
+                    </w:rPr>
+                    <w:t xml:space="preserve">D</w:t>
+                  </w:r>
+                  <w:r>
+                    <w:rPr>
+                      <w:rFonts w:ascii="Avenir Next" w:hAnsi="Avenir Next" w:cs="Avenir Next" w:eastAsia="Avenir Next"/>
+                      <w:color w:val="1A1A1A"/>
                       <w:sz w:val="21"/>
                       <w:szCs w:val="21"/>
                     </w:rPr>
-                    <w:t xml:space="preserve">D</w:t>
-                  </w:r>
-                  <w:r>
-                    <w:rPr>
-                      <w:rFonts w:ascii="Avenir Next" w:hAnsi="Avenir Next" w:cs="Avenir Next" w:eastAsia="Avenir Next"/>
-                      <w:color w:val="1A1A1A"/>
-                      <w:sz w:val="21"/>
-                      <w:szCs w:val="21"/>
-                    </w:rPr>
                     <w:tab/>
                   </w:r>
                   <w:r>
                     <w:rPr>
                       <w:rFonts w:ascii="Avenir Next" w:hAnsi="Avenir Next" w:cs="Avenir Next" w:eastAsia="Avenir Next"/>
                       <w:color w:val="1A1A1A"/>
-                      <w:sz w:val="21"/>
+                      <w:sz w:val="22"/>
                       <w:szCs w:val="21"/>
                     </w:rPr>
                     <w:t xml:space="preserve">8</w:t>
@@ -3633,19 +3654,42 @@
         <w:tblLook w:val="0000" w:firstRow="0" w:lastRow="0" w:firstColumn="0" w:lastColumn="0" w:noHBand="1" w:noVBand="1"/>
       </w:tblPr>
       <w:tblGrid>
-        <w:gridCol w:w="2000"/>
-        <w:gridCol w:w="2300"/>
-        <w:gridCol w:w="2100"/>
-        <w:gridCol w:w="3104"/>
+        <w:gridCol w:w="1750"/>
+        <w:gridCol w:w="2500"/>
+        <w:gridCol w:w="2200"/>
+        <w:gridCol w:w="3054"/>
       </w:tblGrid>
       <w:tr>
         <w:trPr>
           <w:cantSplit/>
-          <w:trHeight w:val="320" w:hRule="atLeast"/>
+          <w:trHeight w:val="300" w:hRule="atLeast"/>
         </w:trPr>
         <w:tc>
           <w:tcPr>
-            <w:tcW w:w="2000" w:type="dxa"/>
+            <w:tcW w:w="1750" w:type="dxa"/>
+            <w:vAlign w:val="center"/>
+          </w:tcPr>
+          <w:p>
+            <w:pPr>
+              <w:pStyle w:val="Heading2"/>
+              <w:spacing w:before="0" w:after="0" w:line="240" w:lineRule="auto"/>
+            </w:pPr>
+            <w:r>
+              <w:rPr>
+                <w:rFonts w:ascii="Avenir Next" w:hAnsi="Avenir Next" w:cs="Avenir Next" w:eastAsia="Avenir Next"/>
+                <w:b/>
+                <w:color w:val="003A70"/>
+                <w:spacing w:val="12"/>
+                <w:sz w:val="15"/>
+                <w:szCs w:val="15"/>
+              </w:rPr>
+              <w:t xml:space="preserve">CHECK YOURSELF</w:t>
+            </w:r>
+          </w:p>
+        </w:tc>
+        <w:tc>
+          <w:tcPr>
+            <w:tcW w:w="2500" w:type="dxa"/>
             <w:vAlign w:val="center"/>
           </w:tcPr>
           <w:p>
@@ -3654,20 +3698,27 @@
             </w:pPr>
             <w:r>
               <w:rPr>
-                <w:rFonts w:ascii="Avenir Next" w:hAnsi="Avenir Next" w:cs="Avenir Next" w:eastAsia="Avenir Next"/>
-                <w:b/>
-                <w:color w:val="003A70"/>
-                <w:spacing w:val="12"/>
-                <w:sz w:val="15"/>
-                <w:szCs w:val="15"/>
-              </w:rPr>
-              <w:t xml:space="preserve">CHECK YOURSELF</w:t>
+                <w:rFonts w:ascii="Arial" w:hAnsi="Arial" w:cs="Arial" w:eastAsia="Arial"/>
+                <w:color w:val="1A1A1A"/>
+                <w:sz w:val="20"/>
+                <w:szCs w:val="20"/>
+              </w:rPr>
+              <w:t xml:space="preserve">□</w:t>
+            </w:r>
+            <w:r>
+              <w:rPr>
+                <w:rFonts w:ascii="Avenir Next" w:hAnsi="Avenir Next" w:cs="Avenir Next" w:eastAsia="Avenir Next"/>
+                <w:color w:val="1A1A1A"/>
+                <w:sz w:val="17"/>
+                <w:szCs w:val="17"/>
+              </w:rPr>
+              <w:t xml:space="preserve">  I can do this on my own</w:t>
             </w:r>
           </w:p>
         </w:tc>
         <w:tc>
           <w:tcPr>
-            <w:tcW w:w="2300" w:type="dxa"/>
+            <w:tcW w:w="2200" w:type="dxa"/>
             <w:vAlign w:val="center"/>
           </w:tcPr>
           <w:p>
@@ -3678,8 +3729,8 @@
               <w:rPr>
                 <w:rFonts w:ascii="Arial" w:hAnsi="Arial" w:cs="Arial" w:eastAsia="Arial"/>
                 <w:color w:val="1A1A1A"/>
-                <w:sz w:val="24"/>
-                <w:szCs w:val="24"/>
+                <w:sz w:val="20"/>
+                <w:szCs w:val="20"/>
               </w:rPr>
               <w:t xml:space="preserve">□</w:t>
             </w:r>
@@ -3690,13 +3741,13 @@
                 <w:sz w:val="17"/>
                 <w:szCs w:val="17"/>
               </w:rPr>
-              <w:t xml:space="preserve">  I can do this on my own</w:t>
+              <w:t xml:space="preserve">  I need a little help</w:t>
             </w:r>
           </w:p>
         </w:tc>
         <w:tc>
           <w:tcPr>
-            <w:tcW w:w="2100" w:type="dxa"/>
+            <w:tcW w:w="3054" w:type="dxa"/>
             <w:vAlign w:val="center"/>
           </w:tcPr>
           <w:p>
@@ -3707,37 +3758,8 @@
               <w:rPr>
                 <w:rFonts w:ascii="Arial" w:hAnsi="Arial" w:cs="Arial" w:eastAsia="Arial"/>
                 <w:color w:val="1A1A1A"/>
-                <w:sz w:val="24"/>
-                <w:szCs w:val="24"/>
-              </w:rPr>
-              <w:t xml:space="preserve">□</w:t>
-            </w:r>
-            <w:r>
-              <w:rPr>
-                <w:rFonts w:ascii="Avenir Next" w:hAnsi="Avenir Next" w:cs="Avenir Next" w:eastAsia="Avenir Next"/>
-                <w:color w:val="1A1A1A"/>
-                <w:sz w:val="17"/>
-                <w:szCs w:val="17"/>
-              </w:rPr>
-              <w:t xml:space="preserve">  I need a little help</w:t>
-            </w:r>
-          </w:p>
-        </w:tc>
-        <w:tc>
-          <w:tcPr>
-            <w:tcW w:w="3104" w:type="dxa"/>
-            <w:vAlign w:val="center"/>
-          </w:tcPr>
-          <w:p>
-            <w:pPr>
-              <w:spacing w:before="0" w:after="0" w:line="240" w:lineRule="auto"/>
-            </w:pPr>
-            <w:r>
-              <w:rPr>
-                <w:rFonts w:ascii="Arial" w:hAnsi="Arial" w:cs="Arial" w:eastAsia="Arial"/>
-                <w:color w:val="1A1A1A"/>
-                <w:sz w:val="24"/>
-                <w:szCs w:val="24"/>
+                <w:sz w:val="20"/>
+                <w:szCs w:val="20"/>
               </w:rPr>
               <w:t xml:space="preserve">□</w:t>
             </w:r>
@@ -3772,7 +3794,7 @@
     <w:sectPr>
       <w:footerReference w:type="default" r:id="rIdFooter1"/>
       <w:pgSz w:w="12240" w:h="15840"/>
-      <w:pgMar w:top="893" w:right="1224" w:bottom="835" w:left="1512" w:header="432" w:footer="432" w:gutter="0"/>
+      <w:pgMar w:top="780" w:right="1224" w:bottom="760" w:left="1512" w:header="432" w:footer="432" w:gutter="0"/>
       <w:cols w:space="720"/>
     </w:sectPr>
   </w:body>
@@ -3852,7 +3874,106 @@
               <w:sz w:val="15"/>
               <w:szCs w:val="15"/>
             </w:rPr>
-            <w:t xml:space="preserve">Lesson 9-4  ·  Session 2  ·  Prerequisite Practice A</w:t>
+            <w:t xml:space="preserve">9-4 · Page </w:t>
+          </w:r>
+          <w:r>
+            <w:rPr>
+              <w:rFonts w:ascii="Avenir Next" w:hAnsi="Avenir Next" w:cs="Avenir Next" w:eastAsia="Avenir Next"/>
+              <w:color w:val="5A5F66"/>
+              <w:sz w:val="15"/>
+              <w:szCs w:val="15"/>
+            </w:rPr>
+            <w:fldChar w:fldCharType="begin"/>
+          </w:r>
+          <w:r>
+            <w:rPr>
+              <w:rFonts w:ascii="Avenir Next" w:hAnsi="Avenir Next" w:cs="Avenir Next" w:eastAsia="Avenir Next"/>
+              <w:color w:val="5A5F66"/>
+              <w:sz w:val="15"/>
+              <w:szCs w:val="15"/>
+            </w:rPr>
+            <w:instrText xml:space="preserve"> PAGE </w:instrText>
+          </w:r>
+          <w:r>
+            <w:rPr>
+              <w:rFonts w:ascii="Avenir Next" w:hAnsi="Avenir Next" w:cs="Avenir Next" w:eastAsia="Avenir Next"/>
+              <w:color w:val="5A5F66"/>
+              <w:sz w:val="15"/>
+              <w:szCs w:val="15"/>
+            </w:rPr>
+            <w:fldChar w:fldCharType="separate"/>
+          </w:r>
+          <w:r>
+            <w:rPr>
+              <w:rFonts w:ascii="Avenir Next" w:hAnsi="Avenir Next" w:cs="Avenir Next" w:eastAsia="Avenir Next"/>
+              <w:color w:val="5A5F66"/>
+              <w:sz w:val="15"/>
+              <w:szCs w:val="15"/>
+            </w:rPr>
+            <w:t xml:space="preserve">1</w:t>
+          </w:r>
+          <w:r>
+            <w:rPr>
+              <w:rFonts w:ascii="Avenir Next" w:hAnsi="Avenir Next" w:cs="Avenir Next" w:eastAsia="Avenir Next"/>
+              <w:color w:val="5A5F66"/>
+              <w:sz w:val="15"/>
+              <w:szCs w:val="15"/>
+            </w:rPr>
+            <w:fldChar w:fldCharType="end"/>
+          </w:r>
+          <w:r>
+            <w:rPr>
+              <w:rFonts w:ascii="Avenir Next" w:hAnsi="Avenir Next" w:cs="Avenir Next" w:eastAsia="Avenir Next"/>
+              <w:color w:val="5A5F66"/>
+              <w:sz w:val="15"/>
+              <w:szCs w:val="15"/>
+            </w:rPr>
+            <w:t xml:space="preserve"> of </w:t>
+          </w:r>
+          <w:r>
+            <w:rPr>
+              <w:rFonts w:ascii="Avenir Next" w:hAnsi="Avenir Next" w:cs="Avenir Next" w:eastAsia="Avenir Next"/>
+              <w:color w:val="5A5F66"/>
+              <w:sz w:val="15"/>
+              <w:szCs w:val="15"/>
+            </w:rPr>
+            <w:fldChar w:fldCharType="begin"/>
+          </w:r>
+          <w:r>
+            <w:rPr>
+              <w:rFonts w:ascii="Avenir Next" w:hAnsi="Avenir Next" w:cs="Avenir Next" w:eastAsia="Avenir Next"/>
+              <w:color w:val="5A5F66"/>
+              <w:sz w:val="15"/>
+              <w:szCs w:val="15"/>
+            </w:rPr>
+            <w:instrText xml:space="preserve"> NUMPAGES </w:instrText>
+          </w:r>
+          <w:r>
+            <w:rPr>
+              <w:rFonts w:ascii="Avenir Next" w:hAnsi="Avenir Next" w:cs="Avenir Next" w:eastAsia="Avenir Next"/>
+              <w:color w:val="5A5F66"/>
+              <w:sz w:val="15"/>
+              <w:szCs w:val="15"/>
+            </w:rPr>
+            <w:fldChar w:fldCharType="separate"/>
+          </w:r>
+          <w:r>
+            <w:rPr>
+              <w:rFonts w:ascii="Avenir Next" w:hAnsi="Avenir Next" w:cs="Avenir Next" w:eastAsia="Avenir Next"/>
+              <w:color w:val="5A5F66"/>
+              <w:sz w:val="15"/>
+              <w:szCs w:val="15"/>
+            </w:rPr>
+            <w:t xml:space="preserve">1</w:t>
+          </w:r>
+          <w:r>
+            <w:rPr>
+              <w:rFonts w:ascii="Avenir Next" w:hAnsi="Avenir Next" w:cs="Avenir Next" w:eastAsia="Avenir Next"/>
+              <w:color w:val="5A5F66"/>
+              <w:sz w:val="15"/>
+              <w:szCs w:val="15"/>
+            </w:rPr>
+            <w:fldChar w:fldCharType="end"/>
           </w:r>
         </w:p>
       </w:tc>
@@ -3895,5 +4016,23 @@
       </w:tblCellMar>
     </w:tblPr>
   </w:style>
+  <w:style w:type="paragraph" w:styleId="Heading1">
+    <w:name w:val="heading 1"/>
+    <w:basedOn w:val="Normal"/>
+    <w:pPr>
+      <w:outlineLvl w:val="0"/>
+      <w:keepNext w:val="0"/>
+      <w:keepLines w:val="0"/>
+    </w:pPr>
+  </w:style>
+  <w:style w:type="paragraph" w:styleId="Heading2">
+    <w:name w:val="heading 2"/>
+    <w:basedOn w:val="Normal"/>
+    <w:pPr>
+      <w:outlineLvl w:val="1"/>
+      <w:keepNext w:val="0"/>
+      <w:keepLines w:val="0"/>
+    </w:pPr>
+  </w:style>
 </w:styles>
 </file>